--- a/Relatorio_LojaDeJogos.docx
+++ b/Relatorio_LojaDeJogos.docx
@@ -58,7 +58,6 @@
           <w:lang w:val="pt-PT"/>
         </w:rPr>
       </w:pPr>
-      <w:proofErr w:type="spellStart"/>
       <w:r>
         <w:rPr>
           <w:b/>
@@ -67,18 +66,7 @@
           <w:szCs w:val="32"/>
           <w:lang w:val="pt-PT"/>
         </w:rPr>
-        <w:t>CTeSP</w:t>
-      </w:r>
-      <w:proofErr w:type="spellEnd"/>
-      <w:r>
-        <w:rPr>
-          <w:b/>
-          <w:bCs/>
-          <w:sz w:val="32"/>
-          <w:szCs w:val="32"/>
-          <w:lang w:val="pt-PT"/>
-        </w:rPr>
-        <w:t xml:space="preserve"> - Tecnologias e Programação de Sistemas de Informação</w:t>
+        <w:t>CTeSP - Tecnologias e Programação de Sistemas de Informação</w:t>
       </w:r>
     </w:p>
     <w:p>
@@ -110,10 +98,94 @@
           <w:szCs w:val="28"/>
           <w:lang w:val="pt-PT"/>
         </w:rPr>
-        <w:t xml:space="preserve">rogramação Orientada a </w:t>
-      </w:r>
-      <w:proofErr w:type="spellStart"/>
-      <w:r>
+        <w:t>rogramação Orientada a Objectos</w:t>
+      </w:r>
+    </w:p>
+    <w:p>
+      <w:pPr>
+        <w:jc w:val="center"/>
+        <w:rPr>
+          <w:b/>
+          <w:bCs/>
+          <w:sz w:val="24"/>
+          <w:szCs w:val="24"/>
+          <w:lang w:val="pt-PT"/>
+        </w:rPr>
+      </w:pPr>
+      <w:r>
+        <w:rPr>
+          <w:b/>
+          <w:bCs/>
+          <w:sz w:val="24"/>
+          <w:szCs w:val="24"/>
+          <w:lang w:val="pt-PT"/>
+        </w:rPr>
+        <w:t>Ano Letivo 20</w:t>
+      </w:r>
+      <w:r>
+        <w:rPr>
+          <w:b/>
+          <w:bCs/>
+          <w:sz w:val="24"/>
+          <w:szCs w:val="24"/>
+          <w:lang w:val="pt-PT"/>
+        </w:rPr>
+        <w:t>2</w:t>
+      </w:r>
+      <w:r>
+        <w:rPr>
+          <w:b/>
+          <w:bCs/>
+          <w:sz w:val="24"/>
+          <w:szCs w:val="24"/>
+          <w:lang w:val="pt-PT"/>
+        </w:rPr>
+        <w:t>5</w:t>
+      </w:r>
+      <w:r>
+        <w:rPr>
+          <w:b/>
+          <w:bCs/>
+          <w:sz w:val="24"/>
+          <w:szCs w:val="24"/>
+          <w:lang w:val="pt-PT"/>
+        </w:rPr>
+        <w:t>/2</w:t>
+      </w:r>
+      <w:r>
+        <w:rPr>
+          <w:b/>
+          <w:bCs/>
+          <w:sz w:val="24"/>
+          <w:szCs w:val="24"/>
+          <w:lang w:val="pt-PT"/>
+        </w:rPr>
+        <w:t>6</w:t>
+      </w:r>
+    </w:p>
+    <w:p>
+      <w:pPr>
+        <w:jc w:val="center"/>
+        <w:rPr>
+          <w:b/>
+          <w:bCs/>
+          <w:lang w:val="pt-PT"/>
+        </w:rPr>
+      </w:pPr>
+    </w:p>
+    <w:p>
+      <w:pPr>
+        <w:jc w:val="center"/>
+        <w:rPr>
+          <w:b/>
+          <w:bCs/>
+          <w:lang w:val="pt-PT"/>
+        </w:rPr>
+      </w:pPr>
+    </w:p>
+    <w:p>
+      <w:pPr>
+        <w:jc w:val="center"/>
         <w:rPr>
           <w:b/>
           <w:bCs/>
@@ -121,95 +193,8 @@
           <w:szCs w:val="28"/>
           <w:lang w:val="pt-PT"/>
         </w:rPr>
-        <w:t>Objectos</w:t>
-      </w:r>
-      <w:proofErr w:type="spellEnd"/>
-    </w:p>
-    <w:p>
-      <w:pPr>
-        <w:jc w:val="center"/>
-        <w:rPr>
-          <w:b/>
-          <w:bCs/>
-          <w:sz w:val="24"/>
-          <w:szCs w:val="24"/>
-          <w:lang w:val="pt-PT"/>
-        </w:rPr>
-      </w:pPr>
-      <w:r>
-        <w:rPr>
-          <w:b/>
-          <w:bCs/>
-          <w:sz w:val="24"/>
-          <w:szCs w:val="24"/>
-          <w:lang w:val="pt-PT"/>
-        </w:rPr>
-        <w:t>Ano Letivo 20</w:t>
-      </w:r>
-      <w:r>
-        <w:rPr>
-          <w:b/>
-          <w:bCs/>
-          <w:sz w:val="24"/>
-          <w:szCs w:val="24"/>
-          <w:lang w:val="pt-PT"/>
-        </w:rPr>
-        <w:t>2</w:t>
-      </w:r>
-      <w:r>
-        <w:rPr>
-          <w:b/>
-          <w:bCs/>
-          <w:sz w:val="24"/>
-          <w:szCs w:val="24"/>
-          <w:lang w:val="pt-PT"/>
-        </w:rPr>
-        <w:t>5</w:t>
-      </w:r>
-      <w:r>
-        <w:rPr>
-          <w:b/>
-          <w:bCs/>
-          <w:sz w:val="24"/>
-          <w:szCs w:val="24"/>
-          <w:lang w:val="pt-PT"/>
-        </w:rPr>
-        <w:t>/2</w:t>
-      </w:r>
-      <w:r>
-        <w:rPr>
-          <w:b/>
-          <w:bCs/>
-          <w:sz w:val="24"/>
-          <w:szCs w:val="24"/>
-          <w:lang w:val="pt-PT"/>
-        </w:rPr>
-        <w:t>6</w:t>
-      </w:r>
-    </w:p>
-    <w:p>
-      <w:pPr>
-        <w:jc w:val="center"/>
-        <w:rPr>
-          <w:b/>
-          <w:bCs/>
-          <w:lang w:val="pt-PT"/>
-        </w:rPr>
-      </w:pPr>
-    </w:p>
-    <w:p>
-      <w:pPr>
-        <w:jc w:val="center"/>
-        <w:rPr>
-          <w:b/>
-          <w:bCs/>
-          <w:lang w:val="pt-PT"/>
-        </w:rPr>
-      </w:pPr>
-    </w:p>
-    <w:p>
-      <w:pPr>
-        <w:jc w:val="center"/>
+      </w:pPr>
+      <w:r>
         <w:rPr>
           <w:b/>
           <w:bCs/>
@@ -217,15 +202,6 @@
           <w:szCs w:val="28"/>
           <w:lang w:val="pt-PT"/>
         </w:rPr>
-      </w:pPr>
-      <w:r>
-        <w:rPr>
-          <w:b/>
-          <w:bCs/>
-          <w:sz w:val="28"/>
-          <w:szCs w:val="28"/>
-          <w:lang w:val="pt-PT"/>
-        </w:rPr>
         <w:t>Loja de Jogos</w:t>
       </w:r>
     </w:p>
@@ -270,7 +246,7 @@
           <w:bCs/>
           <w:lang w:val="pt-PT"/>
         </w:rPr>
-        <w:t>2021</w:t>
+        <w:t>202</w:t>
       </w:r>
       <w:r>
         <w:rPr>
@@ -278,36 +254,40 @@
           <w:bCs/>
           <w:lang w:val="pt-PT"/>
         </w:rPr>
-        <w:t>/</w:t>
-      </w:r>
-      <w:proofErr w:type="spellStart"/>
+        <w:t>6</w:t>
+      </w:r>
       <w:r>
         <w:rPr>
           <w:b/>
           <w:bCs/>
           <w:lang w:val="pt-PT"/>
         </w:rPr>
-        <w:t>xx</w:t>
-      </w:r>
-      <w:proofErr w:type="spellEnd"/>
+        <w:t>/</w:t>
+      </w:r>
       <w:r>
         <w:rPr>
           <w:b/>
           <w:bCs/>
           <w:lang w:val="pt-PT"/>
         </w:rPr>
-        <w:t>/</w:t>
-      </w:r>
-      <w:proofErr w:type="spellStart"/>
+        <w:t>06</w:t>
+      </w:r>
       <w:r>
         <w:rPr>
           <w:b/>
           <w:bCs/>
           <w:lang w:val="pt-PT"/>
         </w:rPr>
-        <w:t>xx</w:t>
-      </w:r>
-      <w:proofErr w:type="spellEnd"/>
+        <w:t>/</w:t>
+      </w:r>
+      <w:r>
+        <w:rPr>
+          <w:b/>
+          <w:bCs/>
+          <w:lang w:val="pt-PT"/>
+        </w:rPr>
+        <w:t>21</w:t>
+      </w:r>
     </w:p>
     <w:p>
       <w:pPr>
@@ -328,12 +308,9 @@
           <w:szCs w:val="20"/>
           <w:lang w:val="pt-PT"/>
         </w:rPr>
-        <w:t>Nome e número do(s) Aluno(s)</w:t>
-      </w:r>
-    </w:p>
-    <w:p>
-      <w:pPr>
-        <w:jc w:val="center"/>
+        <w:t xml:space="preserve">Nome e </w:t>
+      </w:r>
+      <w:r>
         <w:rPr>
           <w:b/>
           <w:bCs/>
@@ -341,8 +318,12 @@
           <w:szCs w:val="20"/>
           <w:lang w:val="pt-PT"/>
         </w:rPr>
-      </w:pPr>
-      <w:r>
+        <w:t>2025110803</w:t>
+      </w:r>
+    </w:p>
+    <w:p>
+      <w:pPr>
+        <w:jc w:val="center"/>
         <w:rPr>
           <w:b/>
           <w:bCs/>
@@ -350,12 +331,8 @@
           <w:szCs w:val="20"/>
           <w:lang w:val="pt-PT"/>
         </w:rPr>
-        <w:t>Nome e número do(s) Aluno(s)</w:t>
-      </w:r>
-    </w:p>
-    <w:p>
-      <w:pPr>
-        <w:jc w:val="center"/>
+      </w:pPr>
+      <w:r>
         <w:rPr>
           <w:b/>
           <w:bCs/>
@@ -363,7 +340,8 @@
           <w:szCs w:val="20"/>
           <w:lang w:val="pt-PT"/>
         </w:rPr>
-      </w:pPr>
+        <w:t xml:space="preserve">Nome e </w:t>
+      </w:r>
       <w:r>
         <w:rPr>
           <w:b/>
@@ -372,7 +350,39 @@
           <w:szCs w:val="20"/>
           <w:lang w:val="pt-PT"/>
         </w:rPr>
-        <w:t>Nome e número do(s) Aluno(s)</w:t>
+        <w:t>2025127224</w:t>
+      </w:r>
+    </w:p>
+    <w:p>
+      <w:pPr>
+        <w:jc w:val="center"/>
+        <w:rPr>
+          <w:b/>
+          <w:bCs/>
+          <w:sz w:val="20"/>
+          <w:szCs w:val="20"/>
+          <w:lang w:val="pt-PT"/>
+        </w:rPr>
+      </w:pPr>
+      <w:r>
+        <w:rPr>
+          <w:b/>
+          <w:bCs/>
+          <w:sz w:val="20"/>
+          <w:szCs w:val="20"/>
+          <w:lang w:val="pt-PT"/>
+        </w:rPr>
+        <w:t xml:space="preserve">Nome e </w:t>
+      </w:r>
+      <w:r>
+        <w:rPr>
+          <w:b/>
+          <w:bCs/>
+          <w:sz w:val="20"/>
+          <w:szCs w:val="20"/>
+          <w:lang w:val="pt-PT"/>
+        </w:rPr>
+        <w:t>2025150077</w:t>
       </w:r>
     </w:p>
     <w:p>
@@ -445,7 +455,6 @@
           <w:szCs w:val="28"/>
         </w:rPr>
       </w:pPr>
-      <w:proofErr w:type="spellStart"/>
       <w:r>
         <w:rPr>
           <w:b/>
@@ -456,7 +465,6 @@
         <w:lastRenderedPageBreak/>
         <w:t>Índice</w:t>
       </w:r>
-      <w:proofErr w:type="spellEnd"/>
     </w:p>
     <w:sdt>
       <w:sdtPr>
@@ -490,7 +498,9 @@
               <w:rFonts w:asciiTheme="minorHAnsi" w:eastAsiaTheme="minorEastAsia" w:hAnsiTheme="minorHAnsi" w:cstheme="minorBidi"/>
               <w:b w:val="0"/>
               <w:noProof/>
-              <w:szCs w:val="22"/>
+              <w:kern w:val="2"/>
+              <w:sz w:val="24"/>
+              <w14:ligatures w14:val="standardContextual"/>
             </w:rPr>
           </w:pPr>
           <w:r>
@@ -508,7 +518,7 @@
             </w:rPr>
             <w:fldChar w:fldCharType="separate"/>
           </w:r>
-          <w:hyperlink w:anchor="_Toc67602358" w:history="1">
+          <w:hyperlink w:anchor="_Toc232968244" w:history="1">
             <w:r>
               <w:rPr>
                 <w:rStyle w:val="Hiperligao"/>
@@ -535,7 +545,7 @@
                 <w:noProof/>
                 <w:webHidden/>
               </w:rPr>
-              <w:instrText xml:space="preserve"> PAGEREF _Toc67602358 \h </w:instrText>
+              <w:instrText xml:space="preserve"> PAGEREF _Toc232968244 \h </w:instrText>
             </w:r>
             <w:r>
               <w:rPr>
@@ -570,17 +580,19 @@
           <w:pPr>
             <w:pStyle w:val="ndice1"/>
             <w:tabs>
-              <w:tab w:val="left" w:pos="400"/>
+              <w:tab w:val="left" w:pos="720"/>
               <w:tab w:val="right" w:leader="dot" w:pos="9344"/>
             </w:tabs>
             <w:rPr>
               <w:rFonts w:asciiTheme="minorHAnsi" w:eastAsiaTheme="minorEastAsia" w:hAnsiTheme="minorHAnsi" w:cstheme="minorBidi"/>
               <w:b w:val="0"/>
               <w:noProof/>
-              <w:szCs w:val="22"/>
+              <w:kern w:val="2"/>
+              <w:sz w:val="24"/>
+              <w14:ligatures w14:val="standardContextual"/>
             </w:rPr>
           </w:pPr>
-          <w:hyperlink w:anchor="_Toc67602359" w:history="1">
+          <w:hyperlink w:anchor="_Toc232968245" w:history="1">
             <w:r>
               <w:rPr>
                 <w:rStyle w:val="Hiperligao"/>
@@ -593,7 +605,9 @@
                 <w:rFonts w:asciiTheme="minorHAnsi" w:eastAsiaTheme="minorEastAsia" w:hAnsiTheme="minorHAnsi" w:cstheme="minorBidi"/>
                 <w:b w:val="0"/>
                 <w:noProof/>
-                <w:szCs w:val="22"/>
+                <w:kern w:val="2"/>
+                <w:sz w:val="24"/>
+                <w14:ligatures w14:val="standardContextual"/>
               </w:rPr>
               <w:tab/>
             </w:r>
@@ -623,7 +637,7 @@
                 <w:noProof/>
                 <w:webHidden/>
               </w:rPr>
-              <w:instrText xml:space="preserve"> PAGEREF _Toc67602359 \h </w:instrText>
+              <w:instrText xml:space="preserve"> PAGEREF _Toc232968245 \h </w:instrText>
             </w:r>
             <w:r>
               <w:rPr>
@@ -644,6 +658,282 @@
                 <w:webHidden/>
               </w:rPr>
               <w:t>1</w:t>
+            </w:r>
+            <w:r>
+              <w:rPr>
+                <w:noProof/>
+                <w:webHidden/>
+              </w:rPr>
+              <w:fldChar w:fldCharType="end"/>
+            </w:r>
+          </w:hyperlink>
+        </w:p>
+        <w:p>
+          <w:pPr>
+            <w:pStyle w:val="ndice1"/>
+            <w:tabs>
+              <w:tab w:val="left" w:pos="720"/>
+              <w:tab w:val="right" w:leader="dot" w:pos="9344"/>
+            </w:tabs>
+            <w:rPr>
+              <w:rFonts w:asciiTheme="minorHAnsi" w:eastAsiaTheme="minorEastAsia" w:hAnsiTheme="minorHAnsi" w:cstheme="minorBidi"/>
+              <w:b w:val="0"/>
+              <w:noProof/>
+              <w:kern w:val="2"/>
+              <w:sz w:val="24"/>
+              <w14:ligatures w14:val="standardContextual"/>
+            </w:rPr>
+          </w:pPr>
+          <w:hyperlink w:anchor="_Toc232968246" w:history="1">
+            <w:r>
+              <w:rPr>
+                <w:rStyle w:val="Hiperligao"/>
+                <w:noProof/>
+              </w:rPr>
+              <w:t>2.</w:t>
+            </w:r>
+            <w:r>
+              <w:rPr>
+                <w:rFonts w:asciiTheme="minorHAnsi" w:eastAsiaTheme="minorEastAsia" w:hAnsiTheme="minorHAnsi" w:cstheme="minorBidi"/>
+                <w:b w:val="0"/>
+                <w:noProof/>
+                <w:kern w:val="2"/>
+                <w:sz w:val="24"/>
+                <w14:ligatures w14:val="standardContextual"/>
+              </w:rPr>
+              <w:tab/>
+            </w:r>
+            <w:r>
+              <w:rPr>
+                <w:rStyle w:val="Hiperligao"/>
+                <w:noProof/>
+              </w:rPr>
+              <w:t>Análise de requisitos</w:t>
+            </w:r>
+            <w:r>
+              <w:rPr>
+                <w:noProof/>
+                <w:webHidden/>
+              </w:rPr>
+              <w:tab/>
+            </w:r>
+            <w:r>
+              <w:rPr>
+                <w:noProof/>
+                <w:webHidden/>
+              </w:rPr>
+              <w:fldChar w:fldCharType="begin"/>
+            </w:r>
+            <w:r>
+              <w:rPr>
+                <w:noProof/>
+                <w:webHidden/>
+              </w:rPr>
+              <w:instrText xml:space="preserve"> PAGEREF _Toc232968246 \h </w:instrText>
+            </w:r>
+            <w:r>
+              <w:rPr>
+                <w:noProof/>
+                <w:webHidden/>
+              </w:rPr>
+            </w:r>
+            <w:r>
+              <w:rPr>
+                <w:noProof/>
+                <w:webHidden/>
+              </w:rPr>
+              <w:fldChar w:fldCharType="separate"/>
+            </w:r>
+            <w:r>
+              <w:rPr>
+                <w:noProof/>
+                <w:webHidden/>
+              </w:rPr>
+              <w:t>1</w:t>
+            </w:r>
+            <w:r>
+              <w:rPr>
+                <w:noProof/>
+                <w:webHidden/>
+              </w:rPr>
+              <w:fldChar w:fldCharType="end"/>
+            </w:r>
+          </w:hyperlink>
+        </w:p>
+        <w:p>
+          <w:pPr>
+            <w:pStyle w:val="ndice1"/>
+            <w:tabs>
+              <w:tab w:val="left" w:pos="720"/>
+              <w:tab w:val="right" w:leader="dot" w:pos="9344"/>
+            </w:tabs>
+            <w:rPr>
+              <w:rFonts w:asciiTheme="minorHAnsi" w:eastAsiaTheme="minorEastAsia" w:hAnsiTheme="minorHAnsi" w:cstheme="minorBidi"/>
+              <w:b w:val="0"/>
+              <w:noProof/>
+              <w:kern w:val="2"/>
+              <w:sz w:val="24"/>
+              <w14:ligatures w14:val="standardContextual"/>
+            </w:rPr>
+          </w:pPr>
+          <w:hyperlink w:anchor="_Toc232968247" w:history="1">
+            <w:r>
+              <w:rPr>
+                <w:rStyle w:val="Hiperligao"/>
+                <w:noProof/>
+              </w:rPr>
+              <w:t>3.</w:t>
+            </w:r>
+            <w:r>
+              <w:rPr>
+                <w:rFonts w:asciiTheme="minorHAnsi" w:eastAsiaTheme="minorEastAsia" w:hAnsiTheme="minorHAnsi" w:cstheme="minorBidi"/>
+                <w:b w:val="0"/>
+                <w:noProof/>
+                <w:kern w:val="2"/>
+                <w:sz w:val="24"/>
+                <w14:ligatures w14:val="standardContextual"/>
+              </w:rPr>
+              <w:tab/>
+            </w:r>
+            <w:r>
+              <w:rPr>
+                <w:rStyle w:val="Hiperligao"/>
+                <w:noProof/>
+              </w:rPr>
+              <w:t>Estrutura do sistema - Arquitetura em camadas</w:t>
+            </w:r>
+            <w:r>
+              <w:rPr>
+                <w:noProof/>
+                <w:webHidden/>
+              </w:rPr>
+              <w:tab/>
+            </w:r>
+            <w:r>
+              <w:rPr>
+                <w:noProof/>
+                <w:webHidden/>
+              </w:rPr>
+              <w:fldChar w:fldCharType="begin"/>
+            </w:r>
+            <w:r>
+              <w:rPr>
+                <w:noProof/>
+                <w:webHidden/>
+              </w:rPr>
+              <w:instrText xml:space="preserve"> PAGEREF _Toc232968247 \h </w:instrText>
+            </w:r>
+            <w:r>
+              <w:rPr>
+                <w:noProof/>
+                <w:webHidden/>
+              </w:rPr>
+            </w:r>
+            <w:r>
+              <w:rPr>
+                <w:noProof/>
+                <w:webHidden/>
+              </w:rPr>
+              <w:fldChar w:fldCharType="separate"/>
+            </w:r>
+            <w:r>
+              <w:rPr>
+                <w:noProof/>
+                <w:webHidden/>
+              </w:rPr>
+              <w:t>2</w:t>
+            </w:r>
+            <w:r>
+              <w:rPr>
+                <w:noProof/>
+                <w:webHidden/>
+              </w:rPr>
+              <w:fldChar w:fldCharType="end"/>
+            </w:r>
+          </w:hyperlink>
+        </w:p>
+        <w:p>
+          <w:pPr>
+            <w:pStyle w:val="ndice1"/>
+            <w:tabs>
+              <w:tab w:val="left" w:pos="720"/>
+              <w:tab w:val="right" w:leader="dot" w:pos="9344"/>
+            </w:tabs>
+            <w:rPr>
+              <w:rFonts w:asciiTheme="minorHAnsi" w:eastAsiaTheme="minorEastAsia" w:hAnsiTheme="minorHAnsi" w:cstheme="minorBidi"/>
+              <w:b w:val="0"/>
+              <w:noProof/>
+              <w:kern w:val="2"/>
+              <w:sz w:val="24"/>
+              <w14:ligatures w14:val="standardContextual"/>
+            </w:rPr>
+          </w:pPr>
+          <w:hyperlink w:anchor="_Toc232968248" w:history="1">
+            <w:r>
+              <w:rPr>
+                <w:rStyle w:val="Hiperligao"/>
+                <w:noProof/>
+              </w:rPr>
+              <w:t>4.</w:t>
+            </w:r>
+            <w:r>
+              <w:rPr>
+                <w:rFonts w:asciiTheme="minorHAnsi" w:eastAsiaTheme="minorEastAsia" w:hAnsiTheme="minorHAnsi" w:cstheme="minorBidi"/>
+                <w:b w:val="0"/>
+                <w:noProof/>
+                <w:kern w:val="2"/>
+                <w:sz w:val="24"/>
+                <w14:ligatures w14:val="standardContextual"/>
+              </w:rPr>
+              <w:tab/>
+            </w:r>
+            <w:r>
+              <w:rPr>
+                <w:rStyle w:val="Hiperligao"/>
+                <w:noProof/>
+              </w:rPr>
+              <w:t>Trabalho realizado</w:t>
+            </w:r>
+            <w:r>
+              <w:rPr>
+                <w:noProof/>
+                <w:webHidden/>
+              </w:rPr>
+              <w:tab/>
+            </w:r>
+            <w:r>
+              <w:rPr>
+                <w:noProof/>
+                <w:webHidden/>
+              </w:rPr>
+              <w:fldChar w:fldCharType="begin"/>
+            </w:r>
+            <w:r>
+              <w:rPr>
+                <w:noProof/>
+                <w:webHidden/>
+              </w:rPr>
+              <w:instrText xml:space="preserve"> PAGEREF _Toc232968248 \h </w:instrText>
+            </w:r>
+            <w:r>
+              <w:rPr>
+                <w:noProof/>
+                <w:webHidden/>
+              </w:rPr>
+            </w:r>
+            <w:r>
+              <w:rPr>
+                <w:noProof/>
+                <w:webHidden/>
+              </w:rPr>
+              <w:fldChar w:fldCharType="separate"/>
+            </w:r>
+            <w:r>
+              <w:rPr>
+                <w:noProof/>
+                <w:webHidden/>
+              </w:rPr>
+              <w:t>3</w:t>
             </w:r>
             <w:r>
               <w:rPr>
@@ -658,30 +948,32 @@
           <w:pPr>
             <w:pStyle w:val="ndice2"/>
             <w:tabs>
-              <w:tab w:val="left" w:pos="880"/>
+              <w:tab w:val="left" w:pos="960"/>
               <w:tab w:val="right" w:leader="dot" w:pos="9344"/>
             </w:tabs>
             <w:rPr>
               <w:rFonts w:asciiTheme="minorHAnsi" w:eastAsiaTheme="minorEastAsia" w:hAnsiTheme="minorHAnsi" w:cstheme="minorBidi"/>
               <w:noProof/>
-              <w:sz w:val="22"/>
-              <w:szCs w:val="22"/>
+              <w:kern w:val="2"/>
+              <w:sz w:val="24"/>
+              <w14:ligatures w14:val="standardContextual"/>
             </w:rPr>
           </w:pPr>
-          <w:hyperlink w:anchor="_Toc67602360" w:history="1">
+          <w:hyperlink w:anchor="_Toc232968249" w:history="1">
             <w:r>
               <w:rPr>
                 <w:rStyle w:val="Hiperligao"/>
                 <w:noProof/>
               </w:rPr>
-              <w:t>1.1.</w:t>
+              <w:t>4.1.</w:t>
             </w:r>
             <w:r>
               <w:rPr>
                 <w:rFonts w:asciiTheme="minorHAnsi" w:eastAsiaTheme="minorEastAsia" w:hAnsiTheme="minorHAnsi" w:cstheme="minorBidi"/>
                 <w:noProof/>
-                <w:sz w:val="22"/>
-                <w:szCs w:val="22"/>
+                <w:kern w:val="2"/>
+                <w:sz w:val="24"/>
+                <w14:ligatures w14:val="standardContextual"/>
               </w:rPr>
               <w:tab/>
             </w:r>
@@ -690,7 +982,7 @@
                 <w:rStyle w:val="Hiperligao"/>
                 <w:noProof/>
               </w:rPr>
-              <w:t>Introdução</w:t>
+              <w:t>Modelo de domínio</w:t>
             </w:r>
             <w:r>
               <w:rPr>
@@ -711,7 +1003,7 @@
                 <w:noProof/>
                 <w:webHidden/>
               </w:rPr>
-              <w:instrText xml:space="preserve"> PAGEREF _Toc67602360 \h </w:instrText>
+              <w:instrText xml:space="preserve"> PAGEREF _Toc232968249 \h </w:instrText>
             </w:r>
             <w:r>
               <w:rPr>
@@ -731,7 +1023,7 @@
                 <w:noProof/>
                 <w:webHidden/>
               </w:rPr>
-              <w:t>1</w:t>
+              <w:t>3</w:t>
             </w:r>
             <w:r>
               <w:rPr>
@@ -746,30 +1038,32 @@
           <w:pPr>
             <w:pStyle w:val="ndice2"/>
             <w:tabs>
-              <w:tab w:val="left" w:pos="880"/>
+              <w:tab w:val="left" w:pos="960"/>
               <w:tab w:val="right" w:leader="dot" w:pos="9344"/>
             </w:tabs>
             <w:rPr>
               <w:rFonts w:asciiTheme="minorHAnsi" w:eastAsiaTheme="minorEastAsia" w:hAnsiTheme="minorHAnsi" w:cstheme="minorBidi"/>
               <w:noProof/>
-              <w:sz w:val="22"/>
-              <w:szCs w:val="22"/>
+              <w:kern w:val="2"/>
+              <w:sz w:val="24"/>
+              <w14:ligatures w14:val="standardContextual"/>
             </w:rPr>
           </w:pPr>
-          <w:hyperlink w:anchor="_Toc67602361" w:history="1">
+          <w:hyperlink w:anchor="_Toc232968250" w:history="1">
             <w:r>
               <w:rPr>
                 <w:rStyle w:val="Hiperligao"/>
                 <w:noProof/>
               </w:rPr>
-              <w:t>1.2.</w:t>
+              <w:t>4.2.</w:t>
             </w:r>
             <w:r>
               <w:rPr>
                 <w:rFonts w:asciiTheme="minorHAnsi" w:eastAsiaTheme="minorEastAsia" w:hAnsiTheme="minorHAnsi" w:cstheme="minorBidi"/>
                 <w:noProof/>
-                <w:sz w:val="22"/>
-                <w:szCs w:val="22"/>
+                <w:kern w:val="2"/>
+                <w:sz w:val="24"/>
+                <w14:ligatures w14:val="standardContextual"/>
               </w:rPr>
               <w:tab/>
             </w:r>
@@ -778,7 +1072,7 @@
                 <w:rStyle w:val="Hiperligao"/>
                 <w:noProof/>
               </w:rPr>
-              <w:t>Enquadramento</w:t>
+              <w:t>Persistência</w:t>
             </w:r>
             <w:r>
               <w:rPr>
@@ -799,7 +1093,7 @@
                 <w:noProof/>
                 <w:webHidden/>
               </w:rPr>
-              <w:instrText xml:space="preserve"> PAGEREF _Toc67602361 \h </w:instrText>
+              <w:instrText xml:space="preserve"> PAGEREF _Toc232968250 \h </w:instrText>
             </w:r>
             <w:r>
               <w:rPr>
@@ -819,7 +1113,7 @@
                 <w:noProof/>
                 <w:webHidden/>
               </w:rPr>
-              <w:t>1</w:t>
+              <w:t>3</w:t>
             </w:r>
             <w:r>
               <w:rPr>
@@ -834,30 +1128,32 @@
           <w:pPr>
             <w:pStyle w:val="ndice2"/>
             <w:tabs>
-              <w:tab w:val="left" w:pos="880"/>
+              <w:tab w:val="left" w:pos="960"/>
               <w:tab w:val="right" w:leader="dot" w:pos="9344"/>
             </w:tabs>
             <w:rPr>
               <w:rFonts w:asciiTheme="minorHAnsi" w:eastAsiaTheme="minorEastAsia" w:hAnsiTheme="minorHAnsi" w:cstheme="minorBidi"/>
               <w:noProof/>
-              <w:sz w:val="22"/>
-              <w:szCs w:val="22"/>
+              <w:kern w:val="2"/>
+              <w:sz w:val="24"/>
+              <w14:ligatures w14:val="standardContextual"/>
             </w:rPr>
           </w:pPr>
-          <w:hyperlink w:anchor="_Toc67602362" w:history="1">
+          <w:hyperlink w:anchor="_Toc232968251" w:history="1">
             <w:r>
               <w:rPr>
                 <w:rStyle w:val="Hiperligao"/>
                 <w:noProof/>
               </w:rPr>
-              <w:t>1.3.</w:t>
+              <w:t>4.3.</w:t>
             </w:r>
             <w:r>
               <w:rPr>
                 <w:rFonts w:asciiTheme="minorHAnsi" w:eastAsiaTheme="minorEastAsia" w:hAnsiTheme="minorHAnsi" w:cstheme="minorBidi"/>
                 <w:noProof/>
-                <w:sz w:val="22"/>
-                <w:szCs w:val="22"/>
+                <w:kern w:val="2"/>
+                <w:sz w:val="24"/>
+                <w14:ligatures w14:val="standardContextual"/>
               </w:rPr>
               <w:tab/>
             </w:r>
@@ -866,7 +1162,7 @@
                 <w:rStyle w:val="Hiperligao"/>
                 <w:noProof/>
               </w:rPr>
-              <w:t>Apresentação do cliente</w:t>
+              <w:t>Algoritmos principais</w:t>
             </w:r>
             <w:r>
               <w:rPr>
@@ -887,7 +1183,7 @@
                 <w:noProof/>
                 <w:webHidden/>
               </w:rPr>
-              <w:instrText xml:space="preserve"> PAGEREF _Toc67602362 \h </w:instrText>
+              <w:instrText xml:space="preserve"> PAGEREF _Toc232968251 \h </w:instrText>
             </w:r>
             <w:r>
               <w:rPr>
@@ -907,7 +1203,289 @@
                 <w:noProof/>
                 <w:webHidden/>
               </w:rPr>
-              <w:t>1</w:t>
+              <w:t>4</w:t>
+            </w:r>
+            <w:r>
+              <w:rPr>
+                <w:noProof/>
+                <w:webHidden/>
+              </w:rPr>
+              <w:fldChar w:fldCharType="end"/>
+            </w:r>
+          </w:hyperlink>
+        </w:p>
+        <w:p>
+          <w:pPr>
+            <w:pStyle w:val="ndice3"/>
+            <w:tabs>
+              <w:tab w:val="left" w:pos="1200"/>
+              <w:tab w:val="right" w:leader="dot" w:pos="9344"/>
+            </w:tabs>
+            <w:rPr>
+              <w:rFonts w:asciiTheme="minorHAnsi" w:eastAsiaTheme="minorEastAsia" w:hAnsiTheme="minorHAnsi" w:cstheme="minorBidi"/>
+              <w:noProof/>
+              <w:kern w:val="2"/>
+              <w:sz w:val="24"/>
+              <w:szCs w:val="24"/>
+              <w:lang w:val="pt-PT" w:eastAsia="pt-PT"/>
+              <w14:ligatures w14:val="standardContextual"/>
+            </w:rPr>
+          </w:pPr>
+          <w:hyperlink w:anchor="_Toc232968252" w:history="1">
+            <w:r>
+              <w:rPr>
+                <w:rStyle w:val="Hiperligao"/>
+                <w:noProof/>
+              </w:rPr>
+              <w:t>4.3.1.</w:t>
+            </w:r>
+            <w:r>
+              <w:rPr>
+                <w:rFonts w:asciiTheme="minorHAnsi" w:eastAsiaTheme="minorEastAsia" w:hAnsiTheme="minorHAnsi" w:cstheme="minorBidi"/>
+                <w:noProof/>
+                <w:kern w:val="2"/>
+                <w:sz w:val="24"/>
+                <w:szCs w:val="24"/>
+                <w:lang w:val="pt-PT" w:eastAsia="pt-PT"/>
+                <w14:ligatures w14:val="standardContextual"/>
+              </w:rPr>
+              <w:tab/>
+            </w:r>
+            <w:r>
+              <w:rPr>
+                <w:rStyle w:val="Hiperligao"/>
+                <w:noProof/>
+              </w:rPr>
+              <w:t>Autenticação e encriptação da palavra-passe (R12)</w:t>
+            </w:r>
+            <w:r>
+              <w:rPr>
+                <w:noProof/>
+                <w:webHidden/>
+              </w:rPr>
+              <w:tab/>
+            </w:r>
+            <w:r>
+              <w:rPr>
+                <w:noProof/>
+                <w:webHidden/>
+              </w:rPr>
+              <w:fldChar w:fldCharType="begin"/>
+            </w:r>
+            <w:r>
+              <w:rPr>
+                <w:noProof/>
+                <w:webHidden/>
+              </w:rPr>
+              <w:instrText xml:space="preserve"> PAGEREF _Toc232968252 \h </w:instrText>
+            </w:r>
+            <w:r>
+              <w:rPr>
+                <w:noProof/>
+                <w:webHidden/>
+              </w:rPr>
+            </w:r>
+            <w:r>
+              <w:rPr>
+                <w:noProof/>
+                <w:webHidden/>
+              </w:rPr>
+              <w:fldChar w:fldCharType="separate"/>
+            </w:r>
+            <w:r>
+              <w:rPr>
+                <w:noProof/>
+                <w:webHidden/>
+              </w:rPr>
+              <w:t>4</w:t>
+            </w:r>
+            <w:r>
+              <w:rPr>
+                <w:noProof/>
+                <w:webHidden/>
+              </w:rPr>
+              <w:fldChar w:fldCharType="end"/>
+            </w:r>
+          </w:hyperlink>
+        </w:p>
+        <w:p>
+          <w:pPr>
+            <w:pStyle w:val="ndice3"/>
+            <w:tabs>
+              <w:tab w:val="left" w:pos="1200"/>
+              <w:tab w:val="right" w:leader="dot" w:pos="9344"/>
+            </w:tabs>
+            <w:rPr>
+              <w:rFonts w:asciiTheme="minorHAnsi" w:eastAsiaTheme="minorEastAsia" w:hAnsiTheme="minorHAnsi" w:cstheme="minorBidi"/>
+              <w:noProof/>
+              <w:kern w:val="2"/>
+              <w:sz w:val="24"/>
+              <w:szCs w:val="24"/>
+              <w:lang w:val="pt-PT" w:eastAsia="pt-PT"/>
+              <w14:ligatures w14:val="standardContextual"/>
+            </w:rPr>
+          </w:pPr>
+          <w:hyperlink w:anchor="_Toc232968253" w:history="1">
+            <w:r>
+              <w:rPr>
+                <w:rStyle w:val="Hiperligao"/>
+                <w:noProof/>
+              </w:rPr>
+              <w:t>4.3.2.</w:t>
+            </w:r>
+            <w:r>
+              <w:rPr>
+                <w:rFonts w:asciiTheme="minorHAnsi" w:eastAsiaTheme="minorEastAsia" w:hAnsiTheme="minorHAnsi" w:cstheme="minorBidi"/>
+                <w:noProof/>
+                <w:kern w:val="2"/>
+                <w:sz w:val="24"/>
+                <w:szCs w:val="24"/>
+                <w:lang w:val="pt-PT" w:eastAsia="pt-PT"/>
+                <w14:ligatures w14:val="standardContextual"/>
+              </w:rPr>
+              <w:tab/>
+            </w:r>
+            <w:r>
+              <w:rPr>
+                <w:rStyle w:val="Hiperligao"/>
+                <w:noProof/>
+              </w:rPr>
+              <w:t>Registo de venda (R10, R13)</w:t>
+            </w:r>
+            <w:r>
+              <w:rPr>
+                <w:noProof/>
+                <w:webHidden/>
+              </w:rPr>
+              <w:tab/>
+            </w:r>
+            <w:r>
+              <w:rPr>
+                <w:noProof/>
+                <w:webHidden/>
+              </w:rPr>
+              <w:fldChar w:fldCharType="begin"/>
+            </w:r>
+            <w:r>
+              <w:rPr>
+                <w:noProof/>
+                <w:webHidden/>
+              </w:rPr>
+              <w:instrText xml:space="preserve"> PAGEREF _Toc232968253 \h </w:instrText>
+            </w:r>
+            <w:r>
+              <w:rPr>
+                <w:noProof/>
+                <w:webHidden/>
+              </w:rPr>
+            </w:r>
+            <w:r>
+              <w:rPr>
+                <w:noProof/>
+                <w:webHidden/>
+              </w:rPr>
+              <w:fldChar w:fldCharType="separate"/>
+            </w:r>
+            <w:r>
+              <w:rPr>
+                <w:noProof/>
+                <w:webHidden/>
+              </w:rPr>
+              <w:t>4</w:t>
+            </w:r>
+            <w:r>
+              <w:rPr>
+                <w:noProof/>
+                <w:webHidden/>
+              </w:rPr>
+              <w:fldChar w:fldCharType="end"/>
+            </w:r>
+          </w:hyperlink>
+        </w:p>
+        <w:p>
+          <w:pPr>
+            <w:pStyle w:val="ndice3"/>
+            <w:tabs>
+              <w:tab w:val="left" w:pos="1200"/>
+              <w:tab w:val="right" w:leader="dot" w:pos="9344"/>
+            </w:tabs>
+            <w:rPr>
+              <w:rFonts w:asciiTheme="minorHAnsi" w:eastAsiaTheme="minorEastAsia" w:hAnsiTheme="minorHAnsi" w:cstheme="minorBidi"/>
+              <w:noProof/>
+              <w:kern w:val="2"/>
+              <w:sz w:val="24"/>
+              <w:szCs w:val="24"/>
+              <w:lang w:val="pt-PT" w:eastAsia="pt-PT"/>
+              <w14:ligatures w14:val="standardContextual"/>
+            </w:rPr>
+          </w:pPr>
+          <w:hyperlink w:anchor="_Toc232968254" w:history="1">
+            <w:r>
+              <w:rPr>
+                <w:rStyle w:val="Hiperligao"/>
+                <w:noProof/>
+              </w:rPr>
+              <w:t>4.3.3.</w:t>
+            </w:r>
+            <w:r>
+              <w:rPr>
+                <w:rFonts w:asciiTheme="minorHAnsi" w:eastAsiaTheme="minorEastAsia" w:hAnsiTheme="minorHAnsi" w:cstheme="minorBidi"/>
+                <w:noProof/>
+                <w:kern w:val="2"/>
+                <w:sz w:val="24"/>
+                <w:szCs w:val="24"/>
+                <w:lang w:val="pt-PT" w:eastAsia="pt-PT"/>
+                <w14:ligatures w14:val="standardContextual"/>
+              </w:rPr>
+              <w:tab/>
+            </w:r>
+            <w:r>
+              <w:rPr>
+                <w:rStyle w:val="Hiperligao"/>
+                <w:noProof/>
+              </w:rPr>
+              <w:t>Estatísticas - jogos mais vendidos (R13)</w:t>
+            </w:r>
+            <w:r>
+              <w:rPr>
+                <w:noProof/>
+                <w:webHidden/>
+              </w:rPr>
+              <w:tab/>
+            </w:r>
+            <w:r>
+              <w:rPr>
+                <w:noProof/>
+                <w:webHidden/>
+              </w:rPr>
+              <w:fldChar w:fldCharType="begin"/>
+            </w:r>
+            <w:r>
+              <w:rPr>
+                <w:noProof/>
+                <w:webHidden/>
+              </w:rPr>
+              <w:instrText xml:space="preserve"> PAGEREF _Toc232968254 \h </w:instrText>
+            </w:r>
+            <w:r>
+              <w:rPr>
+                <w:noProof/>
+                <w:webHidden/>
+              </w:rPr>
+            </w:r>
+            <w:r>
+              <w:rPr>
+                <w:noProof/>
+                <w:webHidden/>
+              </w:rPr>
+              <w:fldChar w:fldCharType="separate"/>
+            </w:r>
+            <w:r>
+              <w:rPr>
+                <w:noProof/>
+                <w:webHidden/>
+              </w:rPr>
+              <w:t>4</w:t>
             </w:r>
             <w:r>
               <w:rPr>
@@ -922,30 +1500,32 @@
           <w:pPr>
             <w:pStyle w:val="ndice2"/>
             <w:tabs>
-              <w:tab w:val="left" w:pos="880"/>
+              <w:tab w:val="left" w:pos="960"/>
               <w:tab w:val="right" w:leader="dot" w:pos="9344"/>
             </w:tabs>
             <w:rPr>
               <w:rFonts w:asciiTheme="minorHAnsi" w:eastAsiaTheme="minorEastAsia" w:hAnsiTheme="minorHAnsi" w:cstheme="minorBidi"/>
               <w:noProof/>
-              <w:sz w:val="22"/>
-              <w:szCs w:val="22"/>
+              <w:kern w:val="2"/>
+              <w:sz w:val="24"/>
+              <w14:ligatures w14:val="standardContextual"/>
             </w:rPr>
           </w:pPr>
-          <w:hyperlink w:anchor="_Toc67602363" w:history="1">
+          <w:hyperlink w:anchor="_Toc232968255" w:history="1">
             <w:r>
               <w:rPr>
                 <w:rStyle w:val="Hiperligao"/>
                 <w:noProof/>
               </w:rPr>
-              <w:t>1.4.</w:t>
+              <w:t>4.4.</w:t>
             </w:r>
             <w:r>
               <w:rPr>
                 <w:rFonts w:asciiTheme="minorHAnsi" w:eastAsiaTheme="minorEastAsia" w:hAnsiTheme="minorHAnsi" w:cstheme="minorBidi"/>
                 <w:noProof/>
-                <w:sz w:val="22"/>
-                <w:szCs w:val="22"/>
+                <w:kern w:val="2"/>
+                <w:sz w:val="24"/>
+                <w14:ligatures w14:val="standardContextual"/>
               </w:rPr>
               <w:tab/>
             </w:r>
@@ -954,7 +1534,7 @@
                 <w:rStyle w:val="Hiperligao"/>
                 <w:noProof/>
               </w:rPr>
-              <w:t>Apresentação do trabalho</w:t>
+              <w:t>Ponto de vista do utilizador</w:t>
             </w:r>
             <w:r>
               <w:rPr>
@@ -975,7 +1555,7 @@
                 <w:noProof/>
                 <w:webHidden/>
               </w:rPr>
-              <w:instrText xml:space="preserve"> PAGEREF _Toc67602363 \h </w:instrText>
+              <w:instrText xml:space="preserve"> PAGEREF _Toc232968255 \h </w:instrText>
             </w:r>
             <w:r>
               <w:rPr>
@@ -995,7 +1575,7 @@
                 <w:noProof/>
                 <w:webHidden/>
               </w:rPr>
-              <w:t>1</w:t>
+              <w:t>5</w:t>
             </w:r>
             <w:r>
               <w:rPr>
@@ -1010,30 +1590,32 @@
           <w:pPr>
             <w:pStyle w:val="ndice2"/>
             <w:tabs>
-              <w:tab w:val="left" w:pos="880"/>
+              <w:tab w:val="left" w:pos="960"/>
               <w:tab w:val="right" w:leader="dot" w:pos="9344"/>
             </w:tabs>
             <w:rPr>
               <w:rFonts w:asciiTheme="minorHAnsi" w:eastAsiaTheme="minorEastAsia" w:hAnsiTheme="minorHAnsi" w:cstheme="minorBidi"/>
               <w:noProof/>
-              <w:sz w:val="22"/>
-              <w:szCs w:val="22"/>
+              <w:kern w:val="2"/>
+              <w:sz w:val="24"/>
+              <w14:ligatures w14:val="standardContextual"/>
             </w:rPr>
           </w:pPr>
-          <w:hyperlink w:anchor="_Toc67602364" w:history="1">
+          <w:hyperlink w:anchor="_Toc232968256" w:history="1">
             <w:r>
               <w:rPr>
                 <w:rStyle w:val="Hiperligao"/>
                 <w:noProof/>
               </w:rPr>
-              <w:t>1.5.</w:t>
+              <w:t>4.5.</w:t>
             </w:r>
             <w:r>
               <w:rPr>
                 <w:rFonts w:asciiTheme="minorHAnsi" w:eastAsiaTheme="minorEastAsia" w:hAnsiTheme="minorHAnsi" w:cstheme="minorBidi"/>
                 <w:noProof/>
-                <w:sz w:val="22"/>
-                <w:szCs w:val="22"/>
+                <w:kern w:val="2"/>
+                <w:sz w:val="24"/>
+                <w14:ligatures w14:val="standardContextual"/>
               </w:rPr>
               <w:tab/>
             </w:r>
@@ -1042,7 +1624,7 @@
                 <w:rStyle w:val="Hiperligao"/>
                 <w:noProof/>
               </w:rPr>
-              <w:t>Resumo do trabalho realizado</w:t>
+              <w:t>Ponto de vista do programador</w:t>
             </w:r>
             <w:r>
               <w:rPr>
@@ -1063,7 +1645,7 @@
                 <w:noProof/>
                 <w:webHidden/>
               </w:rPr>
-              <w:instrText xml:space="preserve"> PAGEREF _Toc67602364 \h </w:instrText>
+              <w:instrText xml:space="preserve"> PAGEREF _Toc232968256 \h </w:instrText>
             </w:r>
             <w:r>
               <w:rPr>
@@ -1083,7 +1665,7 @@
                 <w:noProof/>
                 <w:webHidden/>
               </w:rPr>
-              <w:t>2</w:t>
+              <w:t>5</w:t>
             </w:r>
             <w:r>
               <w:rPr>
@@ -1098,30 +1680,32 @@
           <w:pPr>
             <w:pStyle w:val="ndice2"/>
             <w:tabs>
-              <w:tab w:val="left" w:pos="880"/>
+              <w:tab w:val="left" w:pos="960"/>
               <w:tab w:val="right" w:leader="dot" w:pos="9344"/>
             </w:tabs>
             <w:rPr>
               <w:rFonts w:asciiTheme="minorHAnsi" w:eastAsiaTheme="minorEastAsia" w:hAnsiTheme="minorHAnsi" w:cstheme="minorBidi"/>
               <w:noProof/>
-              <w:sz w:val="22"/>
-              <w:szCs w:val="22"/>
+              <w:kern w:val="2"/>
+              <w:sz w:val="24"/>
+              <w14:ligatures w14:val="standardContextual"/>
             </w:rPr>
           </w:pPr>
-          <w:hyperlink w:anchor="_Toc67602365" w:history="1">
+          <w:hyperlink w:anchor="_Toc232968257" w:history="1">
             <w:r>
               <w:rPr>
                 <w:rStyle w:val="Hiperligao"/>
                 <w:noProof/>
               </w:rPr>
-              <w:t>1.6.</w:t>
+              <w:t>4.6.</w:t>
             </w:r>
             <w:r>
               <w:rPr>
                 <w:rFonts w:asciiTheme="minorHAnsi" w:eastAsiaTheme="minorEastAsia" w:hAnsiTheme="minorHAnsi" w:cstheme="minorBidi"/>
                 <w:noProof/>
-                <w:sz w:val="22"/>
-                <w:szCs w:val="22"/>
+                <w:kern w:val="2"/>
+                <w:sz w:val="24"/>
+                <w14:ligatures w14:val="standardContextual"/>
               </w:rPr>
               <w:tab/>
             </w:r>
@@ -1130,7 +1714,7 @@
                 <w:rStyle w:val="Hiperligao"/>
                 <w:noProof/>
               </w:rPr>
-              <w:t>Organização do documento</w:t>
+              <w:t>Decisões e pressupostos</w:t>
             </w:r>
             <w:r>
               <w:rPr>
@@ -1151,7 +1735,7 @@
                 <w:noProof/>
                 <w:webHidden/>
               </w:rPr>
-              <w:instrText xml:space="preserve"> PAGEREF _Toc67602365 \h </w:instrText>
+              <w:instrText xml:space="preserve"> PAGEREF _Toc232968257 \h </w:instrText>
             </w:r>
             <w:r>
               <w:rPr>
@@ -1171,7 +1755,7 @@
                 <w:noProof/>
                 <w:webHidden/>
               </w:rPr>
-              <w:t>2</w:t>
+              <w:t>6</w:t>
             </w:r>
             <w:r>
               <w:rPr>
@@ -1186,30 +1770,34 @@
           <w:pPr>
             <w:pStyle w:val="ndice1"/>
             <w:tabs>
-              <w:tab w:val="left" w:pos="400"/>
+              <w:tab w:val="left" w:pos="720"/>
               <w:tab w:val="right" w:leader="dot" w:pos="9344"/>
             </w:tabs>
             <w:rPr>
               <w:rFonts w:asciiTheme="minorHAnsi" w:eastAsiaTheme="minorEastAsia" w:hAnsiTheme="minorHAnsi" w:cstheme="minorBidi"/>
               <w:b w:val="0"/>
               <w:noProof/>
-              <w:szCs w:val="22"/>
+              <w:kern w:val="2"/>
+              <w:sz w:val="24"/>
+              <w14:ligatures w14:val="standardContextual"/>
             </w:rPr>
           </w:pPr>
-          <w:hyperlink w:anchor="_Toc67602366" w:history="1">
+          <w:hyperlink w:anchor="_Toc232968258" w:history="1">
             <w:r>
               <w:rPr>
                 <w:rStyle w:val="Hiperligao"/>
                 <w:noProof/>
               </w:rPr>
-              <w:t>2.</w:t>
+              <w:t>5.</w:t>
             </w:r>
             <w:r>
               <w:rPr>
                 <w:rFonts w:asciiTheme="minorHAnsi" w:eastAsiaTheme="minorEastAsia" w:hAnsiTheme="minorHAnsi" w:cstheme="minorBidi"/>
                 <w:b w:val="0"/>
                 <w:noProof/>
-                <w:szCs w:val="22"/>
+                <w:kern w:val="2"/>
+                <w:sz w:val="24"/>
+                <w14:ligatures w14:val="standardContextual"/>
               </w:rPr>
               <w:tab/>
             </w:r>
@@ -1218,7 +1806,7 @@
                 <w:rStyle w:val="Hiperligao"/>
                 <w:noProof/>
               </w:rPr>
-              <w:t>Objectivos</w:t>
+              <w:t>Conclusões e trabalho futuro</w:t>
             </w:r>
             <w:r>
               <w:rPr>
@@ -1239,7 +1827,7 @@
                 <w:noProof/>
                 <w:webHidden/>
               </w:rPr>
-              <w:instrText xml:space="preserve"> PAGEREF _Toc67602366 \h </w:instrText>
+              <w:instrText xml:space="preserve"> PAGEREF _Toc232968258 \h </w:instrText>
             </w:r>
             <w:r>
               <w:rPr>
@@ -1259,183 +1847,7 @@
                 <w:noProof/>
                 <w:webHidden/>
               </w:rPr>
-              <w:t>3</w:t>
-            </w:r>
-            <w:r>
-              <w:rPr>
-                <w:noProof/>
-                <w:webHidden/>
-              </w:rPr>
-              <w:fldChar w:fldCharType="end"/>
-            </w:r>
-          </w:hyperlink>
-        </w:p>
-        <w:p>
-          <w:pPr>
-            <w:pStyle w:val="ndice2"/>
-            <w:tabs>
-              <w:tab w:val="left" w:pos="880"/>
-              <w:tab w:val="right" w:leader="dot" w:pos="9344"/>
-            </w:tabs>
-            <w:rPr>
-              <w:rFonts w:asciiTheme="minorHAnsi" w:eastAsiaTheme="minorEastAsia" w:hAnsiTheme="minorHAnsi" w:cstheme="minorBidi"/>
-              <w:noProof/>
-              <w:sz w:val="22"/>
-              <w:szCs w:val="22"/>
-            </w:rPr>
-          </w:pPr>
-          <w:hyperlink w:anchor="_Toc67602367" w:history="1">
-            <w:r>
-              <w:rPr>
-                <w:rStyle w:val="Hiperligao"/>
-                <w:noProof/>
-              </w:rPr>
-              <w:t>2.1.</w:t>
-            </w:r>
-            <w:r>
-              <w:rPr>
-                <w:rFonts w:asciiTheme="minorHAnsi" w:eastAsiaTheme="minorEastAsia" w:hAnsiTheme="minorHAnsi" w:cstheme="minorBidi"/>
-                <w:noProof/>
-                <w:sz w:val="22"/>
-                <w:szCs w:val="22"/>
-              </w:rPr>
-              <w:tab/>
-            </w:r>
-            <w:r>
-              <w:rPr>
-                <w:rStyle w:val="Hiperligao"/>
-                <w:noProof/>
-              </w:rPr>
-              <w:t>Planeamento inicial</w:t>
-            </w:r>
-            <w:r>
-              <w:rPr>
-                <w:noProof/>
-                <w:webHidden/>
-              </w:rPr>
-              <w:tab/>
-            </w:r>
-            <w:r>
-              <w:rPr>
-                <w:noProof/>
-                <w:webHidden/>
-              </w:rPr>
-              <w:fldChar w:fldCharType="begin"/>
-            </w:r>
-            <w:r>
-              <w:rPr>
-                <w:noProof/>
-                <w:webHidden/>
-              </w:rPr>
-              <w:instrText xml:space="preserve"> PAGEREF _Toc67602367 \h </w:instrText>
-            </w:r>
-            <w:r>
-              <w:rPr>
-                <w:noProof/>
-                <w:webHidden/>
-              </w:rPr>
-            </w:r>
-            <w:r>
-              <w:rPr>
-                <w:noProof/>
-                <w:webHidden/>
-              </w:rPr>
-              <w:fldChar w:fldCharType="separate"/>
-            </w:r>
-            <w:r>
-              <w:rPr>
-                <w:noProof/>
-                <w:webHidden/>
-              </w:rPr>
-              <w:t>3</w:t>
-            </w:r>
-            <w:r>
-              <w:rPr>
-                <w:noProof/>
-                <w:webHidden/>
-              </w:rPr>
-              <w:fldChar w:fldCharType="end"/>
-            </w:r>
-          </w:hyperlink>
-        </w:p>
-        <w:p>
-          <w:pPr>
-            <w:pStyle w:val="ndice2"/>
-            <w:tabs>
-              <w:tab w:val="left" w:pos="880"/>
-              <w:tab w:val="right" w:leader="dot" w:pos="9344"/>
-            </w:tabs>
-            <w:rPr>
-              <w:rFonts w:asciiTheme="minorHAnsi" w:eastAsiaTheme="minorEastAsia" w:hAnsiTheme="minorHAnsi" w:cstheme="minorBidi"/>
-              <w:noProof/>
-              <w:sz w:val="22"/>
-              <w:szCs w:val="22"/>
-            </w:rPr>
-          </w:pPr>
-          <w:hyperlink w:anchor="_Toc67602368" w:history="1">
-            <w:r>
-              <w:rPr>
-                <w:rStyle w:val="Hiperligao"/>
-                <w:noProof/>
-              </w:rPr>
-              <w:t>2.2.</w:t>
-            </w:r>
-            <w:r>
-              <w:rPr>
-                <w:rFonts w:asciiTheme="minorHAnsi" w:eastAsiaTheme="minorEastAsia" w:hAnsiTheme="minorHAnsi" w:cstheme="minorBidi"/>
-                <w:noProof/>
-                <w:sz w:val="22"/>
-                <w:szCs w:val="22"/>
-              </w:rPr>
-              <w:tab/>
-            </w:r>
-            <w:r>
-              <w:rPr>
-                <w:rStyle w:val="Hiperligao"/>
-                <w:noProof/>
-              </w:rPr>
-              <w:t>Planeamento final</w:t>
-            </w:r>
-            <w:r>
-              <w:rPr>
-                <w:noProof/>
-                <w:webHidden/>
-              </w:rPr>
-              <w:tab/>
-            </w:r>
-            <w:r>
-              <w:rPr>
-                <w:noProof/>
-                <w:webHidden/>
-              </w:rPr>
-              <w:fldChar w:fldCharType="begin"/>
-            </w:r>
-            <w:r>
-              <w:rPr>
-                <w:noProof/>
-                <w:webHidden/>
-              </w:rPr>
-              <w:instrText xml:space="preserve"> PAGEREF _Toc67602368 \h </w:instrText>
-            </w:r>
-            <w:r>
-              <w:rPr>
-                <w:noProof/>
-                <w:webHidden/>
-              </w:rPr>
-            </w:r>
-            <w:r>
-              <w:rPr>
-                <w:noProof/>
-                <w:webHidden/>
-              </w:rPr>
-              <w:fldChar w:fldCharType="separate"/>
-            </w:r>
-            <w:r>
-              <w:rPr>
-                <w:noProof/>
-                <w:webHidden/>
-              </w:rPr>
-              <w:t>3</w:t>
+              <w:t>6</w:t>
             </w:r>
             <w:r>
               <w:rPr>
@@ -1450,30 +1862,34 @@
           <w:pPr>
             <w:pStyle w:val="ndice1"/>
             <w:tabs>
-              <w:tab w:val="left" w:pos="400"/>
+              <w:tab w:val="left" w:pos="720"/>
               <w:tab w:val="right" w:leader="dot" w:pos="9344"/>
             </w:tabs>
             <w:rPr>
               <w:rFonts w:asciiTheme="minorHAnsi" w:eastAsiaTheme="minorEastAsia" w:hAnsiTheme="minorHAnsi" w:cstheme="minorBidi"/>
               <w:b w:val="0"/>
               <w:noProof/>
-              <w:szCs w:val="22"/>
+              <w:kern w:val="2"/>
+              <w:sz w:val="24"/>
+              <w14:ligatures w14:val="standardContextual"/>
             </w:rPr>
           </w:pPr>
-          <w:hyperlink w:anchor="_Toc67602369" w:history="1">
+          <w:hyperlink w:anchor="_Toc232968259" w:history="1">
             <w:r>
               <w:rPr>
                 <w:rStyle w:val="Hiperligao"/>
                 <w:noProof/>
               </w:rPr>
-              <w:t>3.</w:t>
+              <w:t>6.</w:t>
             </w:r>
             <w:r>
               <w:rPr>
                 <w:rFonts w:asciiTheme="minorHAnsi" w:eastAsiaTheme="minorEastAsia" w:hAnsiTheme="minorHAnsi" w:cstheme="minorBidi"/>
                 <w:b w:val="0"/>
                 <w:noProof/>
-                <w:szCs w:val="22"/>
+                <w:kern w:val="2"/>
+                <w:sz w:val="24"/>
+                <w14:ligatures w14:val="standardContextual"/>
               </w:rPr>
               <w:tab/>
             </w:r>
@@ -1482,7 +1898,7 @@
                 <w:rStyle w:val="Hiperligao"/>
                 <w:noProof/>
               </w:rPr>
-              <w:t>Estado da arte</w:t>
+              <w:t>Referências</w:t>
             </w:r>
             <w:r>
               <w:rPr>
@@ -1503,7 +1919,7 @@
                 <w:noProof/>
                 <w:webHidden/>
               </w:rPr>
-              <w:instrText xml:space="preserve"> PAGEREF _Toc67602369 \h </w:instrText>
+              <w:instrText xml:space="preserve"> PAGEREF _Toc232968259 \h </w:instrText>
             </w:r>
             <w:r>
               <w:rPr>
@@ -1523,7 +1939,7 @@
                 <w:noProof/>
                 <w:webHidden/>
               </w:rPr>
-              <w:t>3</w:t>
+              <w:t>7</w:t>
             </w:r>
             <w:r>
               <w:rPr>
@@ -1538,30 +1954,34 @@
           <w:pPr>
             <w:pStyle w:val="ndice1"/>
             <w:tabs>
-              <w:tab w:val="left" w:pos="400"/>
+              <w:tab w:val="left" w:pos="720"/>
               <w:tab w:val="right" w:leader="dot" w:pos="9344"/>
             </w:tabs>
             <w:rPr>
               <w:rFonts w:asciiTheme="minorHAnsi" w:eastAsiaTheme="minorEastAsia" w:hAnsiTheme="minorHAnsi" w:cstheme="minorBidi"/>
               <w:b w:val="0"/>
               <w:noProof/>
-              <w:szCs w:val="22"/>
+              <w:kern w:val="2"/>
+              <w:sz w:val="24"/>
+              <w14:ligatures w14:val="standardContextual"/>
             </w:rPr>
           </w:pPr>
-          <w:hyperlink w:anchor="_Toc67602370" w:history="1">
+          <w:hyperlink w:anchor="_Toc232968260" w:history="1">
             <w:r>
               <w:rPr>
                 <w:rStyle w:val="Hiperligao"/>
                 <w:noProof/>
               </w:rPr>
-              <w:t>4.</w:t>
+              <w:t>7.</w:t>
             </w:r>
             <w:r>
               <w:rPr>
                 <w:rFonts w:asciiTheme="minorHAnsi" w:eastAsiaTheme="minorEastAsia" w:hAnsiTheme="minorHAnsi" w:cstheme="minorBidi"/>
                 <w:b w:val="0"/>
                 <w:noProof/>
-                <w:szCs w:val="22"/>
+                <w:kern w:val="2"/>
+                <w:sz w:val="24"/>
+                <w14:ligatures w14:val="standardContextual"/>
               </w:rPr>
               <w:tab/>
             </w:r>
@@ -1570,7 +1990,7 @@
                 <w:rStyle w:val="Hiperligao"/>
                 <w:noProof/>
               </w:rPr>
-              <w:t>Trabalho realizado</w:t>
+              <w:t>Bibliografia</w:t>
             </w:r>
             <w:r>
               <w:rPr>
@@ -1591,7 +2011,7 @@
                 <w:noProof/>
                 <w:webHidden/>
               </w:rPr>
-              <w:instrText xml:space="preserve"> PAGEREF _Toc67602370 \h </w:instrText>
+              <w:instrText xml:space="preserve"> PAGEREF _Toc232968260 \h </w:instrText>
             </w:r>
             <w:r>
               <w:rPr>
@@ -1611,271 +2031,7 @@
                 <w:noProof/>
                 <w:webHidden/>
               </w:rPr>
-              <w:t>3</w:t>
-            </w:r>
-            <w:r>
-              <w:rPr>
-                <w:noProof/>
-                <w:webHidden/>
-              </w:rPr>
-              <w:fldChar w:fldCharType="end"/>
-            </w:r>
-          </w:hyperlink>
-        </w:p>
-        <w:p>
-          <w:pPr>
-            <w:pStyle w:val="ndice1"/>
-            <w:tabs>
-              <w:tab w:val="left" w:pos="400"/>
-              <w:tab w:val="right" w:leader="dot" w:pos="9344"/>
-            </w:tabs>
-            <w:rPr>
-              <w:rFonts w:asciiTheme="minorHAnsi" w:eastAsiaTheme="minorEastAsia" w:hAnsiTheme="minorHAnsi" w:cstheme="minorBidi"/>
-              <w:b w:val="0"/>
-              <w:noProof/>
-              <w:szCs w:val="22"/>
-            </w:rPr>
-          </w:pPr>
-          <w:hyperlink w:anchor="_Toc67602371" w:history="1">
-            <w:r>
-              <w:rPr>
-                <w:rStyle w:val="Hiperligao"/>
-                <w:noProof/>
-              </w:rPr>
-              <w:t>5.</w:t>
-            </w:r>
-            <w:r>
-              <w:rPr>
-                <w:rFonts w:asciiTheme="minorHAnsi" w:eastAsiaTheme="minorEastAsia" w:hAnsiTheme="minorHAnsi" w:cstheme="minorBidi"/>
-                <w:b w:val="0"/>
-                <w:noProof/>
-                <w:szCs w:val="22"/>
-              </w:rPr>
-              <w:tab/>
-            </w:r>
-            <w:r>
-              <w:rPr>
-                <w:rStyle w:val="Hiperligao"/>
-                <w:noProof/>
-              </w:rPr>
-              <w:t>Conclusões e trabalho futuro</w:t>
-            </w:r>
-            <w:r>
-              <w:rPr>
-                <w:noProof/>
-                <w:webHidden/>
-              </w:rPr>
-              <w:tab/>
-            </w:r>
-            <w:r>
-              <w:rPr>
-                <w:noProof/>
-                <w:webHidden/>
-              </w:rPr>
-              <w:fldChar w:fldCharType="begin"/>
-            </w:r>
-            <w:r>
-              <w:rPr>
-                <w:noProof/>
-                <w:webHidden/>
-              </w:rPr>
-              <w:instrText xml:space="preserve"> PAGEREF _Toc67602371 \h </w:instrText>
-            </w:r>
-            <w:r>
-              <w:rPr>
-                <w:noProof/>
-                <w:webHidden/>
-              </w:rPr>
-            </w:r>
-            <w:r>
-              <w:rPr>
-                <w:noProof/>
-                <w:webHidden/>
-              </w:rPr>
-              <w:fldChar w:fldCharType="separate"/>
-            </w:r>
-            <w:r>
-              <w:rPr>
-                <w:noProof/>
-                <w:webHidden/>
-              </w:rPr>
-              <w:t>4</w:t>
-            </w:r>
-            <w:r>
-              <w:rPr>
-                <w:noProof/>
-                <w:webHidden/>
-              </w:rPr>
-              <w:fldChar w:fldCharType="end"/>
-            </w:r>
-          </w:hyperlink>
-        </w:p>
-        <w:p>
-          <w:pPr>
-            <w:pStyle w:val="ndice1"/>
-            <w:tabs>
-              <w:tab w:val="left" w:pos="400"/>
-              <w:tab w:val="right" w:leader="dot" w:pos="9344"/>
-            </w:tabs>
-            <w:rPr>
-              <w:rFonts w:asciiTheme="minorHAnsi" w:eastAsiaTheme="minorEastAsia" w:hAnsiTheme="minorHAnsi" w:cstheme="minorBidi"/>
-              <w:b w:val="0"/>
-              <w:noProof/>
-              <w:szCs w:val="22"/>
-            </w:rPr>
-          </w:pPr>
-          <w:hyperlink w:anchor="_Toc67602372" w:history="1">
-            <w:r>
-              <w:rPr>
-                <w:rStyle w:val="Hiperligao"/>
-                <w:noProof/>
-              </w:rPr>
-              <w:t>6.</w:t>
-            </w:r>
-            <w:r>
-              <w:rPr>
-                <w:rFonts w:asciiTheme="minorHAnsi" w:eastAsiaTheme="minorEastAsia" w:hAnsiTheme="minorHAnsi" w:cstheme="minorBidi"/>
-                <w:b w:val="0"/>
-                <w:noProof/>
-                <w:szCs w:val="22"/>
-              </w:rPr>
-              <w:tab/>
-            </w:r>
-            <w:r>
-              <w:rPr>
-                <w:rStyle w:val="Hiperligao"/>
-                <w:noProof/>
-              </w:rPr>
-              <w:t>Referências</w:t>
-            </w:r>
-            <w:r>
-              <w:rPr>
-                <w:noProof/>
-                <w:webHidden/>
-              </w:rPr>
-              <w:tab/>
-            </w:r>
-            <w:r>
-              <w:rPr>
-                <w:noProof/>
-                <w:webHidden/>
-              </w:rPr>
-              <w:fldChar w:fldCharType="begin"/>
-            </w:r>
-            <w:r>
-              <w:rPr>
-                <w:noProof/>
-                <w:webHidden/>
-              </w:rPr>
-              <w:instrText xml:space="preserve"> PAGEREF _Toc67602372 \h </w:instrText>
-            </w:r>
-            <w:r>
-              <w:rPr>
-                <w:noProof/>
-                <w:webHidden/>
-              </w:rPr>
-            </w:r>
-            <w:r>
-              <w:rPr>
-                <w:noProof/>
-                <w:webHidden/>
-              </w:rPr>
-              <w:fldChar w:fldCharType="separate"/>
-            </w:r>
-            <w:r>
-              <w:rPr>
-                <w:noProof/>
-                <w:webHidden/>
-              </w:rPr>
-              <w:t>5</w:t>
-            </w:r>
-            <w:r>
-              <w:rPr>
-                <w:noProof/>
-                <w:webHidden/>
-              </w:rPr>
-              <w:fldChar w:fldCharType="end"/>
-            </w:r>
-          </w:hyperlink>
-        </w:p>
-        <w:p>
-          <w:pPr>
-            <w:pStyle w:val="ndice1"/>
-            <w:tabs>
-              <w:tab w:val="left" w:pos="400"/>
-              <w:tab w:val="right" w:leader="dot" w:pos="9344"/>
-            </w:tabs>
-            <w:rPr>
-              <w:rFonts w:asciiTheme="minorHAnsi" w:eastAsiaTheme="minorEastAsia" w:hAnsiTheme="minorHAnsi" w:cstheme="minorBidi"/>
-              <w:b w:val="0"/>
-              <w:noProof/>
-              <w:szCs w:val="22"/>
-            </w:rPr>
-          </w:pPr>
-          <w:hyperlink w:anchor="_Toc67602373" w:history="1">
-            <w:r>
-              <w:rPr>
-                <w:rStyle w:val="Hiperligao"/>
-                <w:noProof/>
-              </w:rPr>
-              <w:t>7.</w:t>
-            </w:r>
-            <w:r>
-              <w:rPr>
-                <w:rFonts w:asciiTheme="minorHAnsi" w:eastAsiaTheme="minorEastAsia" w:hAnsiTheme="minorHAnsi" w:cstheme="minorBidi"/>
-                <w:b w:val="0"/>
-                <w:noProof/>
-                <w:szCs w:val="22"/>
-              </w:rPr>
-              <w:tab/>
-            </w:r>
-            <w:r>
-              <w:rPr>
-                <w:rStyle w:val="Hiperligao"/>
-                <w:noProof/>
-              </w:rPr>
-              <w:t>Bibliografia</w:t>
-            </w:r>
-            <w:r>
-              <w:rPr>
-                <w:noProof/>
-                <w:webHidden/>
-              </w:rPr>
-              <w:tab/>
-            </w:r>
-            <w:r>
-              <w:rPr>
-                <w:noProof/>
-                <w:webHidden/>
-              </w:rPr>
-              <w:fldChar w:fldCharType="begin"/>
-            </w:r>
-            <w:r>
-              <w:rPr>
-                <w:noProof/>
-                <w:webHidden/>
-              </w:rPr>
-              <w:instrText xml:space="preserve"> PAGEREF _Toc67602373 \h </w:instrText>
-            </w:r>
-            <w:r>
-              <w:rPr>
-                <w:noProof/>
-                <w:webHidden/>
-              </w:rPr>
-            </w:r>
-            <w:r>
-              <w:rPr>
-                <w:noProof/>
-                <w:webHidden/>
-              </w:rPr>
-              <w:fldChar w:fldCharType="separate"/>
-            </w:r>
-            <w:r>
-              <w:rPr>
-                <w:noProof/>
-                <w:webHidden/>
-              </w:rPr>
-              <w:t>5</w:t>
+              <w:t>7</w:t>
             </w:r>
             <w:r>
               <w:rPr>
@@ -1917,20 +2073,15 @@
         </w:numPr>
         <w:ind w:left="360" w:hanging="360"/>
       </w:pPr>
-      <w:bookmarkStart w:id="0" w:name="_Toc67602358"/>
+      <w:bookmarkStart w:id="0" w:name="_Toc232968244"/>
       <w:r>
         <w:lastRenderedPageBreak/>
         <w:t>List</w:t>
       </w:r>
       <w:r>
-        <w:t xml:space="preserve">a de </w:t>
-      </w:r>
-      <w:proofErr w:type="spellStart"/>
-      <w:r>
-        <w:t>figuras</w:t>
+        <w:t>a de figuras</w:t>
       </w:r>
       <w:bookmarkEnd w:id="0"/>
-      <w:proofErr w:type="spellEnd"/>
     </w:p>
     <w:p>
       <w:pPr>
@@ -2052,8 +2203,7 @@
       <w:pPr>
         <w:pStyle w:val="Ttulo1"/>
       </w:pPr>
-      <w:bookmarkStart w:id="1" w:name="_Toc67602359"/>
-      <w:proofErr w:type="spellStart"/>
+      <w:bookmarkStart w:id="1" w:name="_Toc232968245"/>
       <w:r>
         <w:lastRenderedPageBreak/>
         <w:t>Intro</w:t>
@@ -2062,62 +2212,47 @@
         <w:t>dução</w:t>
       </w:r>
       <w:bookmarkEnd w:id="1"/>
-      <w:proofErr w:type="spellEnd"/>
-    </w:p>
-    <w:p>
-      <w:r>
-        <w:rPr>
-          <w:b w:val="0"/>
-          <w:i w:val="0"/>
-        </w:rPr>
+    </w:p>
+    <w:p>
+      <w:r>
         <w:t>Este relatório descreve a aplicação Loja de Jogos, desenvolvida em Java no âmbito da unidade curricular de Programação Orientada a Objectos. O dono de uma loja que vende produtos atuais, clássicos e vintage pretendia um programa que permitisse aos clientes consultar informação sobre os produtos (por título, diretor e outros detalhes) e que, ao mesmo tempo, processasse as vendas e mantivesse a contabilidade em dia.</w:t>
       </w:r>
     </w:p>
     <w:p>
       <w:r>
-        <w:rPr>
-          <w:b w:val="0"/>
-          <w:i w:val="0"/>
-        </w:rPr>
         <w:t>A aplicação é de consola e está dividida em duas zonas: uma zona de administrador, protegida por palavra-passe, onde se gere todo o catálogo (jogos, diretores, produtoras, produtos, localizações, clientes e promoções), se registam vendas e se consultam estatísticas; e uma zona de cliente, de acesso livre, dedicada a pesquisas sobre os jogos e produtos. Todos os dados persistem entre sessões, sendo guardados em ficheiros de objetos (.dat) e em ficheiros de texto (.txt).</w:t>
       </w:r>
     </w:p>
-    <w:bookmarkEnd w:id="2"/>
     <w:p>
       <w:pPr>
         <w:pStyle w:val="Ttulo1"/>
       </w:pPr>
+      <w:bookmarkStart w:id="2" w:name="_Toc232968246"/>
       <w:r>
         <w:t>Análise de requisitos</w:t>
       </w:r>
-      <w:proofErr w:type="spellStart"/>
-      <w:r/>
-      <w:proofErr w:type="spellEnd"/>
-    </w:p>
-    <w:p>
-      <w:r>
-        <w:rPr>
-          <w:b w:val="0"/>
-          <w:i w:val="0"/>
-        </w:rPr>
+      <w:bookmarkEnd w:id="2"/>
+    </w:p>
+    <w:p>
+      <w:r>
         <w:t>Do enunciado foram levantados 13 requisitos (R1–R13). A tabela seguinte resume cada um e indica onde é cumprido no código.</w:t>
       </w:r>
     </w:p>
     <w:tbl>
       <w:tblPr>
         <w:tblStyle w:val="TabelacomGrelha"/>
-        <w:tblW w:type="auto" w:w="0"/>
-        <w:tblLook w:firstColumn="1" w:firstRow="1" w:lastColumn="0" w:lastRow="0" w:noHBand="0" w:noVBand="1" w:val="04A0"/>
+        <w:tblW w:w="0" w:type="auto"/>
+        <w:tblLook w:val="04A0" w:firstRow="1" w:lastRow="0" w:firstColumn="1" w:lastColumn="0" w:noHBand="0" w:noVBand="1"/>
       </w:tblPr>
       <w:tblGrid>
-        <w:gridCol w:w="3118"/>
-        <w:gridCol w:w="3118"/>
-        <w:gridCol w:w="3118"/>
+        <w:gridCol w:w="988"/>
+        <w:gridCol w:w="3827"/>
+        <w:gridCol w:w="4529"/>
       </w:tblGrid>
       <w:tr>
         <w:tc>
           <w:tcPr>
-            <w:tcW w:type="dxa" w:w="3118"/>
+            <w:tcW w:w="988" w:type="dxa"/>
           </w:tcPr>
           <w:p>
             <w:r>
@@ -2131,7 +2266,7 @@
         </w:tc>
         <w:tc>
           <w:tcPr>
-            <w:tcW w:type="dxa" w:w="3118"/>
+            <w:tcW w:w="3827" w:type="dxa"/>
           </w:tcPr>
           <w:p>
             <w:r>
@@ -2145,7 +2280,7 @@
         </w:tc>
         <w:tc>
           <w:tcPr>
-            <w:tcW w:type="dxa" w:w="3118"/>
+            <w:tcW w:w="4529" w:type="dxa"/>
           </w:tcPr>
           <w:p>
             <w:r>
@@ -2161,7 +2296,7 @@
       <w:tr>
         <w:tc>
           <w:tcPr>
-            <w:tcW w:type="dxa" w:w="3118"/>
+            <w:tcW w:w="988" w:type="dxa"/>
           </w:tcPr>
           <w:p>
             <w:r>
@@ -2174,7 +2309,7 @@
         </w:tc>
         <w:tc>
           <w:tcPr>
-            <w:tcW w:type="dxa" w:w="3118"/>
+            <w:tcW w:w="3827" w:type="dxa"/>
           </w:tcPr>
           <w:p>
             <w:r>
@@ -2187,7 +2322,7 @@
         </w:tc>
         <w:tc>
           <w:tcPr>
-            <w:tcW w:type="dxa" w:w="3118"/>
+            <w:tcW w:w="4529" w:type="dxa"/>
           </w:tcPr>
           <w:p>
             <w:r>
@@ -2202,7 +2337,7 @@
       <w:tr>
         <w:tc>
           <w:tcPr>
-            <w:tcW w:type="dxa" w:w="3118"/>
+            <w:tcW w:w="988" w:type="dxa"/>
           </w:tcPr>
           <w:p>
             <w:r>
@@ -2215,7 +2350,7 @@
         </w:tc>
         <w:tc>
           <w:tcPr>
-            <w:tcW w:type="dxa" w:w="3118"/>
+            <w:tcW w:w="3827" w:type="dxa"/>
           </w:tcPr>
           <w:p>
             <w:r>
@@ -2228,7 +2363,7 @@
         </w:tc>
         <w:tc>
           <w:tcPr>
-            <w:tcW w:type="dxa" w:w="3118"/>
+            <w:tcW w:w="4529" w:type="dxa"/>
           </w:tcPr>
           <w:p>
             <w:r>
@@ -2243,7 +2378,7 @@
       <w:tr>
         <w:tc>
           <w:tcPr>
-            <w:tcW w:type="dxa" w:w="3118"/>
+            <w:tcW w:w="988" w:type="dxa"/>
           </w:tcPr>
           <w:p>
             <w:r>
@@ -2256,7 +2391,7 @@
         </w:tc>
         <w:tc>
           <w:tcPr>
-            <w:tcW w:type="dxa" w:w="3118"/>
+            <w:tcW w:w="3827" w:type="dxa"/>
           </w:tcPr>
           <w:p>
             <w:r>
@@ -2269,7 +2404,7 @@
         </w:tc>
         <w:tc>
           <w:tcPr>
-            <w:tcW w:type="dxa" w:w="3118"/>
+            <w:tcW w:w="4529" w:type="dxa"/>
           </w:tcPr>
           <w:p>
             <w:r>
@@ -2284,7 +2419,7 @@
       <w:tr>
         <w:tc>
           <w:tcPr>
-            <w:tcW w:type="dxa" w:w="3118"/>
+            <w:tcW w:w="988" w:type="dxa"/>
           </w:tcPr>
           <w:p>
             <w:r>
@@ -2297,7 +2432,7 @@
         </w:tc>
         <w:tc>
           <w:tcPr>
-            <w:tcW w:type="dxa" w:w="3118"/>
+            <w:tcW w:w="3827" w:type="dxa"/>
           </w:tcPr>
           <w:p>
             <w:r>
@@ -2310,7 +2445,7 @@
         </w:tc>
         <w:tc>
           <w:tcPr>
-            <w:tcW w:type="dxa" w:w="3118"/>
+            <w:tcW w:w="4529" w:type="dxa"/>
           </w:tcPr>
           <w:p>
             <w:r>
@@ -2325,7 +2460,7 @@
       <w:tr>
         <w:tc>
           <w:tcPr>
-            <w:tcW w:type="dxa" w:w="3118"/>
+            <w:tcW w:w="988" w:type="dxa"/>
           </w:tcPr>
           <w:p>
             <w:r>
@@ -2338,7 +2473,7 @@
         </w:tc>
         <w:tc>
           <w:tcPr>
-            <w:tcW w:type="dxa" w:w="3118"/>
+            <w:tcW w:w="3827" w:type="dxa"/>
           </w:tcPr>
           <w:p>
             <w:r>
@@ -2351,7 +2486,7 @@
         </w:tc>
         <w:tc>
           <w:tcPr>
-            <w:tcW w:type="dxa" w:w="3118"/>
+            <w:tcW w:w="4529" w:type="dxa"/>
           </w:tcPr>
           <w:p>
             <w:r>
@@ -2366,7 +2501,7 @@
       <w:tr>
         <w:tc>
           <w:tcPr>
-            <w:tcW w:type="dxa" w:w="3118"/>
+            <w:tcW w:w="988" w:type="dxa"/>
           </w:tcPr>
           <w:p>
             <w:r>
@@ -2379,7 +2514,7 @@
         </w:tc>
         <w:tc>
           <w:tcPr>
-            <w:tcW w:type="dxa" w:w="3118"/>
+            <w:tcW w:w="3827" w:type="dxa"/>
           </w:tcPr>
           <w:p>
             <w:r>
@@ -2392,7 +2527,7 @@
         </w:tc>
         <w:tc>
           <w:tcPr>
-            <w:tcW w:type="dxa" w:w="3118"/>
+            <w:tcW w:w="4529" w:type="dxa"/>
           </w:tcPr>
           <w:p>
             <w:r>
@@ -2407,7 +2542,7 @@
       <w:tr>
         <w:tc>
           <w:tcPr>
-            <w:tcW w:type="dxa" w:w="3118"/>
+            <w:tcW w:w="988" w:type="dxa"/>
           </w:tcPr>
           <w:p>
             <w:r>
@@ -2420,7 +2555,7 @@
         </w:tc>
         <w:tc>
           <w:tcPr>
-            <w:tcW w:type="dxa" w:w="3118"/>
+            <w:tcW w:w="3827" w:type="dxa"/>
           </w:tcPr>
           <w:p>
             <w:r>
@@ -2433,7 +2568,7 @@
         </w:tc>
         <w:tc>
           <w:tcPr>
-            <w:tcW w:type="dxa" w:w="3118"/>
+            <w:tcW w:w="4529" w:type="dxa"/>
           </w:tcPr>
           <w:p>
             <w:r>
@@ -2448,7 +2583,7 @@
       <w:tr>
         <w:tc>
           <w:tcPr>
-            <w:tcW w:type="dxa" w:w="3118"/>
+            <w:tcW w:w="988" w:type="dxa"/>
           </w:tcPr>
           <w:p>
             <w:r>
@@ -2461,7 +2596,7 @@
         </w:tc>
         <w:tc>
           <w:tcPr>
-            <w:tcW w:type="dxa" w:w="3118"/>
+            <w:tcW w:w="3827" w:type="dxa"/>
           </w:tcPr>
           <w:p>
             <w:r>
@@ -2474,7 +2609,7 @@
         </w:tc>
         <w:tc>
           <w:tcPr>
-            <w:tcW w:type="dxa" w:w="3118"/>
+            <w:tcW w:w="4529" w:type="dxa"/>
           </w:tcPr>
           <w:p>
             <w:r>
@@ -2489,7 +2624,7 @@
       <w:tr>
         <w:tc>
           <w:tcPr>
-            <w:tcW w:type="dxa" w:w="3118"/>
+            <w:tcW w:w="988" w:type="dxa"/>
           </w:tcPr>
           <w:p>
             <w:r>
@@ -2502,7 +2637,7 @@
         </w:tc>
         <w:tc>
           <w:tcPr>
-            <w:tcW w:type="dxa" w:w="3118"/>
+            <w:tcW w:w="3827" w:type="dxa"/>
           </w:tcPr>
           <w:p>
             <w:r>
@@ -2515,7 +2650,7 @@
         </w:tc>
         <w:tc>
           <w:tcPr>
-            <w:tcW w:type="dxa" w:w="3118"/>
+            <w:tcW w:w="4529" w:type="dxa"/>
           </w:tcPr>
           <w:p>
             <w:r>
@@ -2530,7 +2665,7 @@
       <w:tr>
         <w:tc>
           <w:tcPr>
-            <w:tcW w:type="dxa" w:w="3118"/>
+            <w:tcW w:w="988" w:type="dxa"/>
           </w:tcPr>
           <w:p>
             <w:r>
@@ -2543,7 +2678,7 @@
         </w:tc>
         <w:tc>
           <w:tcPr>
-            <w:tcW w:type="dxa" w:w="3118"/>
+            <w:tcW w:w="3827" w:type="dxa"/>
           </w:tcPr>
           <w:p>
             <w:r>
@@ -2556,7 +2691,7 @@
         </w:tc>
         <w:tc>
           <w:tcPr>
-            <w:tcW w:type="dxa" w:w="3118"/>
+            <w:tcW w:w="4529" w:type="dxa"/>
           </w:tcPr>
           <w:p>
             <w:r>
@@ -2571,7 +2706,7 @@
       <w:tr>
         <w:tc>
           <w:tcPr>
-            <w:tcW w:type="dxa" w:w="3118"/>
+            <w:tcW w:w="988" w:type="dxa"/>
           </w:tcPr>
           <w:p>
             <w:r>
@@ -2584,7 +2719,7 @@
         </w:tc>
         <w:tc>
           <w:tcPr>
-            <w:tcW w:type="dxa" w:w="3118"/>
+            <w:tcW w:w="3827" w:type="dxa"/>
           </w:tcPr>
           <w:p>
             <w:r>
@@ -2597,7 +2732,7 @@
         </w:tc>
         <w:tc>
           <w:tcPr>
-            <w:tcW w:type="dxa" w:w="3118"/>
+            <w:tcW w:w="4529" w:type="dxa"/>
           </w:tcPr>
           <w:p>
             <w:r>
@@ -2612,20 +2747,21 @@
       <w:tr>
         <w:tc>
           <w:tcPr>
-            <w:tcW w:type="dxa" w:w="3118"/>
+            <w:tcW w:w="988" w:type="dxa"/>
           </w:tcPr>
           <w:p>
             <w:r>
               <w:rPr>
                 <w:sz w:val="17"/>
               </w:rPr>
+              <w:lastRenderedPageBreak/>
               <w:t>R12</w:t>
             </w:r>
           </w:p>
         </w:tc>
         <w:tc>
           <w:tcPr>
-            <w:tcW w:type="dxa" w:w="3118"/>
+            <w:tcW w:w="3827" w:type="dxa"/>
           </w:tcPr>
           <w:p>
             <w:r>
@@ -2638,7 +2774,7 @@
         </w:tc>
         <w:tc>
           <w:tcPr>
-            <w:tcW w:type="dxa" w:w="3118"/>
+            <w:tcW w:w="4529" w:type="dxa"/>
           </w:tcPr>
           <w:p>
             <w:r>
@@ -2653,7 +2789,7 @@
       <w:tr>
         <w:tc>
           <w:tcPr>
-            <w:tcW w:type="dxa" w:w="3118"/>
+            <w:tcW w:w="988" w:type="dxa"/>
           </w:tcPr>
           <w:p>
             <w:r>
@@ -2666,7 +2802,7 @@
         </w:tc>
         <w:tc>
           <w:tcPr>
-            <w:tcW w:type="dxa" w:w="3118"/>
+            <w:tcW w:w="3827" w:type="dxa"/>
           </w:tcPr>
           <w:p>
             <w:r>
@@ -2679,7 +2815,7 @@
         </w:tc>
         <w:tc>
           <w:tcPr>
-            <w:tcW w:type="dxa" w:w="3118"/>
+            <w:tcW w:w="4529" w:type="dxa"/>
           </w:tcPr>
           <w:p>
             <w:r>
@@ -2694,75 +2830,78 @@
     </w:tbl>
     <w:p>
       <w:r>
-        <w:rPr>
-          <w:b w:val="0"/>
-          <w:i w:val="0"/>
-        </w:rPr>
-        <w:t>Os requisitos agrupam-se em cinco famílias: gestão de entidades (R1–R7, R9), pesquisas (R7, R8), vendas e stock (R10, R11), segurança/acesso (R12) e estatísticas e promoções (R13).</w:t>
+        <w:t>Os requisitos agrupam-se em cinco famílias: gestão de entidades (R1–R7, R9), pesquisas (R7, R8), vendas e stock (R10, R11), segurança/acesso (R12)</w:t>
+      </w:r>
+      <w:r>
+        <w:t>,</w:t>
+      </w:r>
+      <w:r>
+        <w:t xml:space="preserve"> estatísticas e promoções (R13).</w:t>
       </w:r>
     </w:p>
     <w:p>
       <w:pPr>
         <w:pStyle w:val="Ttulo1"/>
       </w:pPr>
-      <w:bookmarkStart w:id="3" w:name="_Toc67602369"/>
-      <w:proofErr w:type="spellStart"/>
-      <w:r>
-        <w:t>Estrutura do sistema — Arquitetura em camadas</w:t>
+      <w:bookmarkStart w:id="3" w:name="_Toc232968247"/>
+      <w:r>
+        <w:t xml:space="preserve">Estrutura do sistema </w:t>
+      </w:r>
+      <w:r>
+        <w:t>-</w:t>
+      </w:r>
+      <w:r>
+        <w:t xml:space="preserve"> Arquitetura em camadas</w:t>
       </w:r>
       <w:bookmarkEnd w:id="3"/>
-      <w:r/>
-      <w:proofErr w:type="spellEnd"/>
-      <w:r/>
-      <w:proofErr w:type="spellStart"/>
-      <w:r/>
-      <w:proofErr w:type="spellEnd"/>
-    </w:p>
-    <w:p>
-      <w:r>
-        <w:rPr>
-          <w:b w:val="0"/>
-          <w:i w:val="0"/>
-        </w:rPr>
+    </w:p>
+    <w:p>
+      <w:r>
         <w:t>A aplicação está organizada segundo uma arquitetura em camadas, em que cada pacote tem uma responsabilidade única e as dependências fluem num só sentido:</w:t>
       </w:r>
     </w:p>
     <w:p>
+      <w:pPr>
+        <w:jc w:val="left"/>
+      </w:pPr>
       <w:r>
         <w:rPr>
           <w:rFonts w:ascii="Consolas" w:hAnsi="Consolas"/>
           <w:sz w:val="17"/>
         </w:rPr>
-        <w:t>ui  →  controller  →  gestao  →  persistence</w:t>
-      </w:r>
-      <w:r>
-        <w:br/>
+        <w:t>Ui → controller → gestao → persistence →</w:t>
+      </w:r>
+      <w:r>
+        <w:t xml:space="preserve"> </w:t>
       </w:r>
       <w:r>
         <w:rPr>
           <w:rFonts w:ascii="Consolas" w:hAnsi="Consolas"/>
           <w:sz w:val="17"/>
         </w:rPr>
-        <w:t xml:space="preserve">        (model é transversal a todas as camadas)</w:t>
+        <w:t>(model é transversal a todas as camadas)</w:t>
       </w:r>
     </w:p>
     <w:tbl>
       <w:tblPr>
         <w:tblStyle w:val="TabelacomGrelha"/>
-        <w:tblW w:type="auto" w:w="0"/>
-        <w:tblLook w:firstColumn="1" w:firstRow="1" w:lastColumn="0" w:lastRow="0" w:noHBand="0" w:noVBand="1" w:val="04A0"/>
+        <w:tblW w:w="0" w:type="auto"/>
+        <w:tblLook w:val="04A0" w:firstRow="1" w:lastRow="0" w:firstColumn="1" w:lastColumn="0" w:noHBand="0" w:noVBand="1"/>
       </w:tblPr>
       <w:tblGrid>
-        <w:gridCol w:w="3118"/>
-        <w:gridCol w:w="3118"/>
-        <w:gridCol w:w="3118"/>
+        <w:gridCol w:w="1129"/>
+        <w:gridCol w:w="1843"/>
+        <w:gridCol w:w="6372"/>
       </w:tblGrid>
       <w:tr>
         <w:tc>
           <w:tcPr>
-            <w:tcW w:type="dxa" w:w="3118"/>
+            <w:tcW w:w="1129" w:type="dxa"/>
           </w:tcPr>
           <w:p>
+            <w:pPr>
+              <w:spacing w:line="480" w:lineRule="auto"/>
+            </w:pPr>
             <w:r>
               <w:rPr>
                 <w:b/>
@@ -2774,9 +2913,12 @@
         </w:tc>
         <w:tc>
           <w:tcPr>
-            <w:tcW w:type="dxa" w:w="3118"/>
+            <w:tcW w:w="1843" w:type="dxa"/>
           </w:tcPr>
           <w:p>
+            <w:pPr>
+              <w:spacing w:line="480" w:lineRule="auto"/>
+            </w:pPr>
             <w:r>
               <w:rPr>
                 <w:b/>
@@ -2788,9 +2930,12 @@
         </w:tc>
         <w:tc>
           <w:tcPr>
-            <w:tcW w:type="dxa" w:w="3118"/>
+            <w:tcW w:w="6372" w:type="dxa"/>
           </w:tcPr>
           <w:p>
+            <w:pPr>
+              <w:spacing w:line="480" w:lineRule="auto"/>
+            </w:pPr>
             <w:r>
               <w:rPr>
                 <w:b/>
@@ -2804,9 +2949,12 @@
       <w:tr>
         <w:tc>
           <w:tcPr>
-            <w:tcW w:type="dxa" w:w="3118"/>
+            <w:tcW w:w="1129" w:type="dxa"/>
           </w:tcPr>
           <w:p>
+            <w:pPr>
+              <w:spacing w:line="480" w:lineRule="auto"/>
+            </w:pPr>
             <w:r>
               <w:rPr>
                 <w:sz w:val="17"/>
@@ -2817,9 +2965,12 @@
         </w:tc>
         <w:tc>
           <w:tcPr>
-            <w:tcW w:type="dxa" w:w="3118"/>
+            <w:tcW w:w="1843" w:type="dxa"/>
           </w:tcPr>
           <w:p>
+            <w:pPr>
+              <w:spacing w:line="480" w:lineRule="auto"/>
+            </w:pPr>
             <w:r>
               <w:rPr>
                 <w:sz w:val="17"/>
@@ -2830,9 +2981,12 @@
         </w:tc>
         <w:tc>
           <w:tcPr>
-            <w:tcW w:type="dxa" w:w="3118"/>
+            <w:tcW w:w="6372" w:type="dxa"/>
           </w:tcPr>
           <w:p>
+            <w:pPr>
+              <w:spacing w:line="480" w:lineRule="auto"/>
+            </w:pPr>
             <w:r>
               <w:rPr>
                 <w:sz w:val="17"/>
@@ -2845,9 +2999,12 @@
       <w:tr>
         <w:tc>
           <w:tcPr>
-            <w:tcW w:type="dxa" w:w="3118"/>
+            <w:tcW w:w="1129" w:type="dxa"/>
           </w:tcPr>
           <w:p>
+            <w:pPr>
+              <w:spacing w:line="480" w:lineRule="auto"/>
+            </w:pPr>
             <w:r>
               <w:rPr>
                 <w:sz w:val="17"/>
@@ -2858,9 +3015,12 @@
         </w:tc>
         <w:tc>
           <w:tcPr>
-            <w:tcW w:type="dxa" w:w="3118"/>
+            <w:tcW w:w="1843" w:type="dxa"/>
           </w:tcPr>
           <w:p>
+            <w:pPr>
+              <w:spacing w:line="480" w:lineRule="auto"/>
+            </w:pPr>
             <w:r>
               <w:rPr>
                 <w:sz w:val="17"/>
@@ -2871,9 +3031,12 @@
         </w:tc>
         <w:tc>
           <w:tcPr>
-            <w:tcW w:type="dxa" w:w="3118"/>
+            <w:tcW w:w="6372" w:type="dxa"/>
           </w:tcPr>
           <w:p>
+            <w:pPr>
+              <w:spacing w:line="480" w:lineRule="auto"/>
+            </w:pPr>
             <w:r>
               <w:rPr>
                 <w:sz w:val="17"/>
@@ -2886,9 +3049,12 @@
       <w:tr>
         <w:tc>
           <w:tcPr>
-            <w:tcW w:type="dxa" w:w="3118"/>
+            <w:tcW w:w="1129" w:type="dxa"/>
           </w:tcPr>
           <w:p>
+            <w:pPr>
+              <w:spacing w:line="480" w:lineRule="auto"/>
+            </w:pPr>
             <w:r>
               <w:rPr>
                 <w:sz w:val="17"/>
@@ -2899,9 +3065,12 @@
         </w:tc>
         <w:tc>
           <w:tcPr>
-            <w:tcW w:type="dxa" w:w="3118"/>
+            <w:tcW w:w="1843" w:type="dxa"/>
           </w:tcPr>
           <w:p>
+            <w:pPr>
+              <w:spacing w:line="480" w:lineRule="auto"/>
+            </w:pPr>
             <w:r>
               <w:rPr>
                 <w:sz w:val="17"/>
@@ -2912,9 +3081,12 @@
         </w:tc>
         <w:tc>
           <w:tcPr>
-            <w:tcW w:type="dxa" w:w="3118"/>
+            <w:tcW w:w="6372" w:type="dxa"/>
           </w:tcPr>
           <w:p>
+            <w:pPr>
+              <w:spacing w:line="480" w:lineRule="auto"/>
+            </w:pPr>
             <w:r>
               <w:rPr>
                 <w:sz w:val="17"/>
@@ -2927,9 +3099,12 @@
       <w:tr>
         <w:tc>
           <w:tcPr>
-            <w:tcW w:type="dxa" w:w="3118"/>
+            <w:tcW w:w="1129" w:type="dxa"/>
           </w:tcPr>
           <w:p>
+            <w:pPr>
+              <w:spacing w:line="480" w:lineRule="auto"/>
+            </w:pPr>
             <w:r>
               <w:rPr>
                 <w:sz w:val="17"/>
@@ -2940,9 +3115,12 @@
         </w:tc>
         <w:tc>
           <w:tcPr>
-            <w:tcW w:type="dxa" w:w="3118"/>
+            <w:tcW w:w="1843" w:type="dxa"/>
           </w:tcPr>
           <w:p>
+            <w:pPr>
+              <w:spacing w:line="480" w:lineRule="auto"/>
+            </w:pPr>
             <w:r>
               <w:rPr>
                 <w:sz w:val="17"/>
@@ -2953,9 +3131,12 @@
         </w:tc>
         <w:tc>
           <w:tcPr>
-            <w:tcW w:type="dxa" w:w="3118"/>
+            <w:tcW w:w="6372" w:type="dxa"/>
           </w:tcPr>
           <w:p>
+            <w:pPr>
+              <w:spacing w:line="480" w:lineRule="auto"/>
+            </w:pPr>
             <w:r>
               <w:rPr>
                 <w:sz w:val="17"/>
@@ -2968,9 +3149,12 @@
       <w:tr>
         <w:tc>
           <w:tcPr>
-            <w:tcW w:type="dxa" w:w="3118"/>
+            <w:tcW w:w="1129" w:type="dxa"/>
           </w:tcPr>
           <w:p>
+            <w:pPr>
+              <w:spacing w:line="480" w:lineRule="auto"/>
+            </w:pPr>
             <w:r>
               <w:rPr>
                 <w:sz w:val="17"/>
@@ -2981,9 +3165,12 @@
         </w:tc>
         <w:tc>
           <w:tcPr>
-            <w:tcW w:type="dxa" w:w="3118"/>
+            <w:tcW w:w="1843" w:type="dxa"/>
           </w:tcPr>
           <w:p>
+            <w:pPr>
+              <w:spacing w:line="480" w:lineRule="auto"/>
+            </w:pPr>
             <w:r>
               <w:rPr>
                 <w:sz w:val="17"/>
@@ -2994,9 +3181,12 @@
         </w:tc>
         <w:tc>
           <w:tcPr>
-            <w:tcW w:type="dxa" w:w="3118"/>
+            <w:tcW w:w="6372" w:type="dxa"/>
           </w:tcPr>
           <w:p>
+            <w:pPr>
+              <w:spacing w:line="480" w:lineRule="auto"/>
+            </w:pPr>
             <w:r>
               <w:rPr>
                 <w:sz w:val="17"/>
@@ -3009,9 +3199,12 @@
       <w:tr>
         <w:tc>
           <w:tcPr>
-            <w:tcW w:type="dxa" w:w="3118"/>
+            <w:tcW w:w="1129" w:type="dxa"/>
           </w:tcPr>
           <w:p>
+            <w:pPr>
+              <w:spacing w:line="480" w:lineRule="auto"/>
+            </w:pPr>
             <w:r>
               <w:rPr>
                 <w:sz w:val="17"/>
@@ -3022,9 +3215,12 @@
         </w:tc>
         <w:tc>
           <w:tcPr>
-            <w:tcW w:type="dxa" w:w="3118"/>
+            <w:tcW w:w="1843" w:type="dxa"/>
           </w:tcPr>
           <w:p>
+            <w:pPr>
+              <w:spacing w:line="480" w:lineRule="auto"/>
+            </w:pPr>
             <w:r>
               <w:rPr>
                 <w:sz w:val="17"/>
@@ -3035,9 +3231,12 @@
         </w:tc>
         <w:tc>
           <w:tcPr>
-            <w:tcW w:type="dxa" w:w="3118"/>
+            <w:tcW w:w="6372" w:type="dxa"/>
           </w:tcPr>
           <w:p>
+            <w:pPr>
+              <w:spacing w:line="480" w:lineRule="auto"/>
+            </w:pPr>
             <w:r>
               <w:rPr>
                 <w:sz w:val="17"/>
@@ -3050,74 +3249,98 @@
     </w:tbl>
     <w:p>
       <w:r>
-        <w:rPr>
-          <w:b w:val="0"/>
-          <w:i w:val="0"/>
-        </w:rPr>
-        <w:t>Optou-se por esta organização (e não pelo padrão MVC) porque descreve com rigor o que o código faz: não existe uma View a observar o Model, e a classe LojaController desempenha o papel de fachada de negócio e não de controlador no sentido do MVC. Ainda assim, o nome do pacote controller e o seu papel coordenador inspiram-se nessa ideia de mediação entre a apresentação e os dados.</w:t>
-      </w:r>
-    </w:p>
-    <w:p>
-      <w:r>
-        <w:rPr>
-          <w:b w:val="0"/>
-          <w:i w:val="0"/>
-        </w:rPr>
-        <w:t>A separação tem vantagens claras: a camada ui desconhece como os dados são guardados; a classe FileManager&lt;T&gt; é genérica e serve qualquer tipo serializável, evitando repetição; e toda a validação de input está centralizada em utils.Input.</w:t>
-      </w:r>
-    </w:p>
+        <w:t>Optou-se por esta organização (e não pelo padrão MVC) porque descreve com rigor o que o código faz:</w:t>
+      </w:r>
+    </w:p>
+    <w:p>
+      <w:pPr>
+        <w:pStyle w:val="PargrafodaLista"/>
+        <w:numPr>
+          <w:ilvl w:val="0"/>
+          <w:numId w:val="36"/>
+        </w:numPr>
+      </w:pPr>
+      <w:r>
+        <w:t>Não existe uma View a observar o Model</w:t>
+      </w:r>
+    </w:p>
+    <w:p>
+      <w:pPr>
+        <w:pStyle w:val="PargrafodaLista"/>
+        <w:numPr>
+          <w:ilvl w:val="0"/>
+          <w:numId w:val="36"/>
+        </w:numPr>
+      </w:pPr>
+      <w:r>
+        <w:t>A classe LojaController desempenha o papel de fachada de negócio e não de controlador no sentido do MVC. Ainda assim, o nome do pacote controller e o seu papel coordenador inspiram-se nessa ideia de mediação entre a apresentação e os dados.</w:t>
+      </w:r>
+    </w:p>
+    <w:p>
+      <w:r>
+        <w:t xml:space="preserve">A separação tem vantagens claras: </w:t>
+      </w:r>
+    </w:p>
+    <w:p>
+      <w:r>
+        <w:t xml:space="preserve">- A camada ui desconhece como os dados são guardados; </w:t>
+      </w:r>
+    </w:p>
+    <w:p>
+      <w:r>
+        <w:t xml:space="preserve">- a classe FileManager&lt;T&gt; é genérica e serve qualquer tipo serializável, evitando repetição; </w:t>
+      </w:r>
+    </w:p>
+    <w:p>
+      <w:r>
+        <w:t>- toda a validação de input está centralizada em utils.Input.</w:t>
+      </w:r>
+    </w:p>
+    <w:p/>
+    <w:p/>
+    <w:p/>
+    <w:p/>
     <w:p>
       <w:pPr>
         <w:pStyle w:val="Ttulo1"/>
       </w:pPr>
-      <w:bookmarkStart w:id="4" w:name="_Toc67602370"/>
-      <w:proofErr w:type="spellStart"/>
-      <w:r>
-        <w:t>Trabalho</w:t>
-      </w:r>
-      <w:proofErr w:type="spellEnd"/>
-      <w:r>
-        <w:t xml:space="preserve"> </w:t>
-      </w:r>
-      <w:proofErr w:type="spellStart"/>
-      <w:r>
-        <w:t>realizado</w:t>
+      <w:bookmarkStart w:id="4" w:name="_Toc232968248"/>
+      <w:r>
+        <w:lastRenderedPageBreak/>
+        <w:t>Trabalho realizado</w:t>
       </w:r>
       <w:bookmarkEnd w:id="4"/>
-      <w:proofErr w:type="spellEnd"/>
     </w:p>
     <w:p>
       <w:pPr>
         <w:pStyle w:val="Ttulo2"/>
       </w:pPr>
+      <w:bookmarkStart w:id="5" w:name="_Toc232968249"/>
       <w:r>
         <w:t>Modelo de domínio</w:t>
       </w:r>
-    </w:p>
-    <w:p>
-      <w:r>
-        <w:rPr>
-          <w:b w:val="0"/>
-          <w:i w:val="0"/>
-        </w:rPr>
+      <w:bookmarkEnd w:id="5"/>
+    </w:p>
+    <w:p>
+      <w:r>
         <w:t>As entidades de negócio estão no pacote model e são todas Serializable (com serialVersionUID próprio), o que permite guardá-las em ficheiros de objetos.</w:t>
       </w:r>
     </w:p>
     <w:tbl>
       <w:tblPr>
         <w:tblStyle w:val="TabelacomGrelha"/>
-        <w:tblW w:type="auto" w:w="0"/>
-        <w:tblLook w:firstColumn="1" w:firstRow="1" w:lastColumn="0" w:lastRow="0" w:noHBand="0" w:noVBand="1" w:val="04A0"/>
+        <w:tblW w:w="0" w:type="auto"/>
+        <w:tblLook w:val="04A0" w:firstRow="1" w:lastRow="0" w:firstColumn="1" w:lastColumn="0" w:noHBand="0" w:noVBand="1"/>
       </w:tblPr>
       <w:tblGrid>
-        <w:gridCol w:w="3118"/>
-        <w:gridCol w:w="3118"/>
-        <w:gridCol w:w="3118"/>
+        <w:gridCol w:w="1413"/>
+        <w:gridCol w:w="5103"/>
+        <w:gridCol w:w="2828"/>
       </w:tblGrid>
       <w:tr>
         <w:tc>
           <w:tcPr>
-            <w:tcW w:type="dxa" w:w="3118"/>
+            <w:tcW w:w="1413" w:type="dxa"/>
           </w:tcPr>
           <w:p>
             <w:r>
@@ -3131,7 +3354,7 @@
         </w:tc>
         <w:tc>
           <w:tcPr>
-            <w:tcW w:type="dxa" w:w="3118"/>
+            <w:tcW w:w="5103" w:type="dxa"/>
           </w:tcPr>
           <w:p>
             <w:r>
@@ -3145,7 +3368,7 @@
         </w:tc>
         <w:tc>
           <w:tcPr>
-            <w:tcW w:type="dxa" w:w="3118"/>
+            <w:tcW w:w="2828" w:type="dxa"/>
           </w:tcPr>
           <w:p>
             <w:r>
@@ -3161,7 +3384,7 @@
       <w:tr>
         <w:tc>
           <w:tcPr>
-            <w:tcW w:type="dxa" w:w="3118"/>
+            <w:tcW w:w="1413" w:type="dxa"/>
           </w:tcPr>
           <w:p>
             <w:r>
@@ -3174,7 +3397,7 @@
         </w:tc>
         <w:tc>
           <w:tcPr>
-            <w:tcW w:type="dxa" w:w="3118"/>
+            <w:tcW w:w="5103" w:type="dxa"/>
           </w:tcPr>
           <w:p>
             <w:r>
@@ -3187,7 +3410,7 @@
         </w:tc>
         <w:tc>
           <w:tcPr>
-            <w:tcW w:type="dxa" w:w="3118"/>
+            <w:tcW w:w="2828" w:type="dxa"/>
           </w:tcPr>
           <w:p>
             <w:r>
@@ -3202,7 +3425,7 @@
       <w:tr>
         <w:tc>
           <w:tcPr>
-            <w:tcW w:type="dxa" w:w="3118"/>
+            <w:tcW w:w="1413" w:type="dxa"/>
           </w:tcPr>
           <w:p>
             <w:r>
@@ -3215,7 +3438,7 @@
         </w:tc>
         <w:tc>
           <w:tcPr>
-            <w:tcW w:type="dxa" w:w="3118"/>
+            <w:tcW w:w="5103" w:type="dxa"/>
           </w:tcPr>
           <w:p>
             <w:r>
@@ -3228,7 +3451,7 @@
         </w:tc>
         <w:tc>
           <w:tcPr>
-            <w:tcW w:type="dxa" w:w="3118"/>
+            <w:tcW w:w="2828" w:type="dxa"/>
           </w:tcPr>
           <w:p>
             <w:r>
@@ -3243,7 +3466,7 @@
       <w:tr>
         <w:tc>
           <w:tcPr>
-            <w:tcW w:type="dxa" w:w="3118"/>
+            <w:tcW w:w="1413" w:type="dxa"/>
           </w:tcPr>
           <w:p>
             <w:r>
@@ -3256,7 +3479,7 @@
         </w:tc>
         <w:tc>
           <w:tcPr>
-            <w:tcW w:type="dxa" w:w="3118"/>
+            <w:tcW w:w="5103" w:type="dxa"/>
           </w:tcPr>
           <w:p>
             <w:r>
@@ -3269,7 +3492,7 @@
         </w:tc>
         <w:tc>
           <w:tcPr>
-            <w:tcW w:type="dxa" w:w="3118"/>
+            <w:tcW w:w="2828" w:type="dxa"/>
           </w:tcPr>
           <w:p>
             <w:r>
@@ -3284,7 +3507,7 @@
       <w:tr>
         <w:tc>
           <w:tcPr>
-            <w:tcW w:type="dxa" w:w="3118"/>
+            <w:tcW w:w="1413" w:type="dxa"/>
           </w:tcPr>
           <w:p>
             <w:r>
@@ -3297,7 +3520,7 @@
         </w:tc>
         <w:tc>
           <w:tcPr>
-            <w:tcW w:type="dxa" w:w="3118"/>
+            <w:tcW w:w="5103" w:type="dxa"/>
           </w:tcPr>
           <w:p>
             <w:r>
@@ -3310,7 +3533,7 @@
         </w:tc>
         <w:tc>
           <w:tcPr>
-            <w:tcW w:type="dxa" w:w="3118"/>
+            <w:tcW w:w="2828" w:type="dxa"/>
           </w:tcPr>
           <w:p>
             <w:r>
@@ -3325,7 +3548,7 @@
       <w:tr>
         <w:tc>
           <w:tcPr>
-            <w:tcW w:type="dxa" w:w="3118"/>
+            <w:tcW w:w="1413" w:type="dxa"/>
           </w:tcPr>
           <w:p>
             <w:r>
@@ -3338,7 +3561,7 @@
         </w:tc>
         <w:tc>
           <w:tcPr>
-            <w:tcW w:type="dxa" w:w="3118"/>
+            <w:tcW w:w="5103" w:type="dxa"/>
           </w:tcPr>
           <w:p>
             <w:r>
@@ -3351,7 +3574,7 @@
         </w:tc>
         <w:tc>
           <w:tcPr>
-            <w:tcW w:type="dxa" w:w="3118"/>
+            <w:tcW w:w="2828" w:type="dxa"/>
           </w:tcPr>
           <w:p>
             <w:r>
@@ -3366,7 +3589,7 @@
       <w:tr>
         <w:tc>
           <w:tcPr>
-            <w:tcW w:type="dxa" w:w="3118"/>
+            <w:tcW w:w="1413" w:type="dxa"/>
           </w:tcPr>
           <w:p>
             <w:r>
@@ -3379,27 +3602,27 @@
         </w:tc>
         <w:tc>
           <w:tcPr>
-            <w:tcW w:type="dxa" w:w="3118"/>
+            <w:tcW w:w="5103" w:type="dxa"/>
           </w:tcPr>
           <w:p>
             <w:r>
               <w:rPr>
                 <w:sz w:val="17"/>
               </w:rPr>
-              <w:t>empregado, quantidade, custo total, data/hora</w:t>
+              <w:t>empregado, custo total, data/hora</w:t>
             </w:r>
           </w:p>
         </w:tc>
         <w:tc>
           <w:tcPr>
-            <w:tcW w:type="dxa" w:w="3118"/>
+            <w:tcW w:w="2828" w:type="dxa"/>
           </w:tcPr>
           <w:p>
             <w:r>
               <w:rPr>
                 <w:sz w:val="17"/>
               </w:rPr>
-              <w:t>→ Produto (1), → Promocao (0..1), → ClienteEspecial (0..1)</w:t>
+              <w:t>→ ItemVenda (1..*), → Promocao (0..1), → ClienteEspecial (0..1)</w:t>
             </w:r>
           </w:p>
         </w:tc>
@@ -3407,40 +3630,40 @@
       <w:tr>
         <w:tc>
           <w:tcPr>
-            <w:tcW w:type="dxa" w:w="3118"/>
+            <w:tcW w:w="1413" w:type="dxa"/>
           </w:tcPr>
           <w:p>
             <w:r>
               <w:rPr>
                 <w:sz w:val="17"/>
               </w:rPr>
-              <w:t>ClienteEspecial</w:t>
+              <w:t>ItemVenda</w:t>
             </w:r>
           </w:p>
         </w:tc>
         <w:tc>
           <w:tcPr>
-            <w:tcW w:type="dxa" w:w="3118"/>
+            <w:tcW w:w="5103" w:type="dxa"/>
           </w:tcPr>
           <w:p>
             <w:r>
               <w:rPr>
                 <w:sz w:val="17"/>
               </w:rPr>
-              <w:t>nome, contacto, email, morada</w:t>
+              <w:t>quantidade, subtotal</w:t>
             </w:r>
           </w:p>
         </w:tc>
         <w:tc>
           <w:tcPr>
-            <w:tcW w:type="dxa" w:w="3118"/>
+            <w:tcW w:w="2828" w:type="dxa"/>
           </w:tcPr>
           <w:p>
             <w:r>
               <w:rPr>
                 <w:sz w:val="17"/>
               </w:rPr>
-              <w:t>→ Venda (0..*) — histórico</w:t>
+              <w:t>→ Produto (1)</w:t>
             </w:r>
           </w:p>
         </w:tc>
@@ -3448,40 +3671,40 @@
       <w:tr>
         <w:tc>
           <w:tcPr>
-            <w:tcW w:type="dxa" w:w="3118"/>
+            <w:tcW w:w="1413" w:type="dxa"/>
           </w:tcPr>
           <w:p>
             <w:r>
               <w:rPr>
                 <w:sz w:val="17"/>
               </w:rPr>
-              <w:t>Promocao</w:t>
+              <w:t>ClienteEspecial</w:t>
             </w:r>
           </w:p>
         </w:tc>
         <w:tc>
           <w:tcPr>
-            <w:tcW w:type="dxa" w:w="3118"/>
+            <w:tcW w:w="5103" w:type="dxa"/>
           </w:tcPr>
           <w:p>
             <w:r>
               <w:rPr>
                 <w:sz w:val="17"/>
               </w:rPr>
-              <w:t>nome, % desconto, data início, data fim, observações</w:t>
+              <w:t>nome, contacto, email, morada</w:t>
             </w:r>
           </w:p>
         </w:tc>
         <w:tc>
           <w:tcPr>
-            <w:tcW w:type="dxa" w:w="3118"/>
+            <w:tcW w:w="2828" w:type="dxa"/>
           </w:tcPr>
           <w:p>
             <w:r>
               <w:rPr>
                 <w:sz w:val="17"/>
               </w:rPr>
-              <w:t>—</w:t>
+              <w:t>→ Venda (0..*) — histórico</w:t>
             </w:r>
           </w:p>
         </w:tc>
@@ -3489,33 +3712,74 @@
       <w:tr>
         <w:tc>
           <w:tcPr>
-            <w:tcW w:type="dxa" w:w="3118"/>
+            <w:tcW w:w="1413" w:type="dxa"/>
           </w:tcPr>
           <w:p>
             <w:r>
               <w:rPr>
                 <w:sz w:val="17"/>
               </w:rPr>
-              <w:t>Utilizador</w:t>
+              <w:t>Promocao</w:t>
             </w:r>
           </w:p>
         </w:tc>
         <w:tc>
           <w:tcPr>
-            <w:tcW w:type="dxa" w:w="3118"/>
+            <w:tcW w:w="5103" w:type="dxa"/>
           </w:tcPr>
           <w:p>
             <w:r>
               <w:rPr>
                 <w:sz w:val="17"/>
               </w:rPr>
-              <w:t>username, hash da password, tipo (ADMIN/CLIENTE)</w:t>
+              <w:t>nome, % desconto, data início, data fim, observações</w:t>
             </w:r>
           </w:p>
         </w:tc>
         <w:tc>
           <w:tcPr>
-            <w:tcW w:type="dxa" w:w="3118"/>
+            <w:tcW w:w="2828" w:type="dxa"/>
+          </w:tcPr>
+          <w:p>
+            <w:r>
+              <w:rPr>
+                <w:sz w:val="17"/>
+              </w:rPr>
+              <w:t>—</w:t>
+            </w:r>
+          </w:p>
+        </w:tc>
+      </w:tr>
+      <w:tr>
+        <w:tc>
+          <w:tcPr>
+            <w:tcW w:w="1413" w:type="dxa"/>
+          </w:tcPr>
+          <w:p>
+            <w:r>
+              <w:rPr>
+                <w:sz w:val="17"/>
+              </w:rPr>
+              <w:t>Utilizador</w:t>
+            </w:r>
+          </w:p>
+        </w:tc>
+        <w:tc>
+          <w:tcPr>
+            <w:tcW w:w="5103" w:type="dxa"/>
+          </w:tcPr>
+          <w:p>
+            <w:r>
+              <w:rPr>
+                <w:sz w:val="17"/>
+              </w:rPr>
+              <w:t>username, hash da password, tipo (ADMIN/CLIENTE)</w:t>
+            </w:r>
+          </w:p>
+        </w:tc>
+        <w:tc>
+          <w:tcPr>
+            <w:tcW w:w="2828" w:type="dxa"/>
           </w:tcPr>
           <w:p>
             <w:r>
@@ -3529,62 +3793,103 @@
       </w:tr>
     </w:tbl>
     <w:p>
-      <w:r>
-        <w:rPr>
-          <w:b w:val="0"/>
-          <w:i w:val="0"/>
-        </w:rPr>
-        <w:t>Destacam-se duas regras do domínio: um produto é composto por um ou mais jogos e o mesmo jogo pode pertencer a vários produtos (R2); e a localização pode ser uma área ou uma prateleira (R5), resolvida com o enum Localizacao.Tipo. A Promocao sabe dizer se estaAtiva() numa data e como aplicarDesconto() a um preço.</w:t>
+      <w:pPr>
+        <w:spacing w:line="360" w:lineRule="auto"/>
+      </w:pPr>
+    </w:p>
+    <w:p>
+      <w:pPr>
+        <w:spacing w:line="360" w:lineRule="auto"/>
+      </w:pPr>
+      <w:r>
+        <w:t xml:space="preserve">Destacam-se duas regras do domínio: </w:t>
+      </w:r>
+    </w:p>
+    <w:p>
+      <w:pPr>
+        <w:pStyle w:val="PargrafodaLista"/>
+        <w:numPr>
+          <w:ilvl w:val="0"/>
+          <w:numId w:val="35"/>
+        </w:numPr>
+        <w:spacing w:line="360" w:lineRule="auto"/>
+      </w:pPr>
+      <w:r>
+        <w:t>Um produto é composto por um ou mais jogos e o mesmo jogo pode pertencer a vários produtos (R2);</w:t>
+      </w:r>
+    </w:p>
+    <w:p>
+      <w:pPr>
+        <w:pStyle w:val="PargrafodaLista"/>
+        <w:numPr>
+          <w:ilvl w:val="0"/>
+          <w:numId w:val="35"/>
+        </w:numPr>
+        <w:spacing w:line="360" w:lineRule="auto"/>
+      </w:pPr>
+      <w:r>
+        <w:t>A localização pode ser uma área ou uma prateleira (R5), resolvida com o enum Localizacao.Tipo</w:t>
+      </w:r>
+    </w:p>
+    <w:p>
+      <w:pPr>
+        <w:pStyle w:val="PargrafodaLista"/>
+        <w:numPr>
+          <w:ilvl w:val="0"/>
+          <w:numId w:val="35"/>
+        </w:numPr>
+        <w:spacing w:line="360" w:lineRule="auto"/>
+      </w:pPr>
+      <w:r>
+        <w:t>A Promocao sabe dizer se estaAtiva() numa data e como aplicarDesconto() a um preço.</w:t>
       </w:r>
     </w:p>
     <w:p>
       <w:pPr>
         <w:pStyle w:val="Ttulo2"/>
       </w:pPr>
+      <w:bookmarkStart w:id="6" w:name="_Toc232968250"/>
       <w:r>
         <w:t>Persistência</w:t>
       </w:r>
-    </w:p>
-    <w:p>
-      <w:r>
-        <w:rPr>
-          <w:b w:val="0"/>
-          <w:i w:val="0"/>
-        </w:rPr>
+      <w:bookmarkEnd w:id="6"/>
+    </w:p>
+    <w:p>
+      <w:r>
         <w:t>Ficheiros de objetos (.dat): a classe genérica FileManager&lt;T&gt; serializa a lista completa de uma entidade (ObjectOutputStream) e lê-a (ObjectInputStream), devolvendo lista vazia se o ficheiro não existir. Cada entidade tem o seu ficheiro. Cumpre R6 e R7.</w:t>
       </w:r>
     </w:p>
     <w:p>
       <w:r>
-        <w:rPr>
-          <w:b w:val="0"/>
-          <w:i w:val="0"/>
-        </w:rPr>
         <w:t>Ficheiros de texto (.txt): TextFileManager lê/escreve linhas. Usado para o registo legível das vendas (vendas.txt, R10), a palavra-passe (pass.txt, R12) e a exportação das pesquisas do cliente. Cada classe Gere* carrega a lista no arranque e reescreve o ficheiro após cada modificação.</w:t>
       </w:r>
     </w:p>
+    <w:p/>
+    <w:p/>
+    <w:p/>
     <w:p>
       <w:pPr>
         <w:pStyle w:val="Ttulo2"/>
       </w:pPr>
-      <w:r>
+      <w:bookmarkStart w:id="7" w:name="_Toc232968251"/>
+      <w:r>
+        <w:lastRenderedPageBreak/>
         <w:t>Algoritmos principais</w:t>
       </w:r>
+      <w:bookmarkEnd w:id="7"/>
     </w:p>
     <w:p>
       <w:pPr>
         <w:pStyle w:val="Ttulo3"/>
       </w:pPr>
+      <w:bookmarkStart w:id="8" w:name="_Toc232968252"/>
       <w:r>
         <w:t>Autenticação e encriptação da palavra-passe (R12)</w:t>
       </w:r>
-    </w:p>
-    <w:p>
-      <w:r>
-        <w:rPr>
-          <w:b w:val="0"/>
-          <w:i w:val="0"/>
-        </w:rPr>
+      <w:bookmarkEnd w:id="8"/>
+    </w:p>
+    <w:p>
+      <w:r>
         <w:t>No primeiro arranque é criada uma password por defeito em texto simples. No primeiro login bem-sucedido, é substituída pelo seu resumo SHA-256 em Base64; daí em diante a verificação compara hashes. A deteção de 'ainda em texto simples' usa o comprimento (um hash SHA-256 em Base64 tem 44 caracteres).</w:t>
       </w:r>
     </w:p>
@@ -3592,12 +3897,14 @@
       <w:r>
         <w:rPr>
           <w:b/>
-          <w:i w:val="0"/>
         </w:rPr>
         <w:t>Pseudocódigo:</w:t>
       </w:r>
     </w:p>
     <w:p>
+      <w:pPr>
+        <w:jc w:val="left"/>
+      </w:pPr>
       <w:r>
         <w:rPr>
           <w:rFonts w:ascii="Consolas" w:hAnsi="Consolas"/>
@@ -3702,7 +4009,6 @@
       </w:pPr>
       <w:r>
         <w:rPr>
-          <w:b w:val="0"/>
           <w:i/>
         </w:rPr>
         <w:t>[Figura 3 — Fluxograma da autenticação e encriptação]</w:t>
@@ -3714,7 +4020,6 @@
       </w:pPr>
       <w:r>
         <w:rPr>
-          <w:b w:val="0"/>
           <w:i/>
           <w:sz w:val="18"/>
         </w:rPr>
@@ -3725,35 +4030,35 @@
       <w:pPr>
         <w:pStyle w:val="Ttulo3"/>
       </w:pPr>
+      <w:bookmarkStart w:id="9" w:name="_Toc232968253"/>
       <w:r>
         <w:t>Registo de venda (R10, R13)</w:t>
       </w:r>
-    </w:p>
-    <w:p>
-      <w:r>
-        <w:rPr>
-          <w:b w:val="0"/>
-          <w:i w:val="0"/>
-        </w:rPr>
-        <w:t>Valida o stock, aplica uma promoção ativa (se existir), diminui o stock, cria a venda, associa-a ao cliente especial (se houver) e regista-a no ficheiro de texto.</w:t>
+      <w:bookmarkEnd w:id="9"/>
+    </w:p>
+    <w:p>
+      <w:r>
+        <w:t>Valida o stock de cada produto, aplica uma promoção ativa (se existir) ao total, diminui o stock, cria a venda com as suas linhas, associa-a ao cliente especial (se houver) e regista-a no ficheiro de texto.</w:t>
       </w:r>
     </w:p>
     <w:p>
       <w:r>
         <w:rPr>
           <w:b/>
-          <w:i w:val="0"/>
         </w:rPr>
         <w:t>Pseudocódigo:</w:t>
       </w:r>
     </w:p>
     <w:p>
+      <w:pPr>
+        <w:jc w:val="left"/>
+      </w:pPr>
       <w:r>
         <w:rPr>
           <w:rFonts w:ascii="Consolas" w:hAnsi="Consolas"/>
           <w:sz w:val="17"/>
         </w:rPr>
-        <w:t>FUNÇÃO registarVenda(empregado, produto, quantidade, cliente):</w:t>
+        <w:t>FUNÇÃO registarVenda(empregado, itens, cliente):</w:t>
       </w:r>
       <w:r>
         <w:br/>
@@ -3763,7 +4068,7 @@
           <w:rFonts w:ascii="Consolas" w:hAnsi="Consolas"/>
           <w:sz w:val="17"/>
         </w:rPr>
-        <w:t xml:space="preserve">    SE produto.stock &lt; quantidade: RETORNAR falso          // sem stock</w:t>
+        <w:t xml:space="preserve">    SE itens vazio: RETORNAR falso</w:t>
       </w:r>
       <w:r>
         <w:br/>
@@ -3773,7 +4078,7 @@
           <w:rFonts w:ascii="Consolas" w:hAnsi="Consolas"/>
           <w:sz w:val="17"/>
         </w:rPr>
-        <w:t xml:space="preserve">    precoFinal ← produto.precoVenda × quantidade</w:t>
+        <w:t xml:space="preserve">    PARA CADA produto (somando quantidades por produto):</w:t>
       </w:r>
       <w:r>
         <w:br/>
@@ -3783,7 +4088,7 @@
           <w:rFonts w:ascii="Consolas" w:hAnsi="Consolas"/>
           <w:sz w:val="17"/>
         </w:rPr>
-        <w:t xml:space="preserve">    promoAtiva ← NULO</w:t>
+        <w:t xml:space="preserve">        SE stock(produto) &lt; quantidade pedida: RETORNAR falso     // sem stock</w:t>
       </w:r>
       <w:r>
         <w:br/>
@@ -3793,7 +4098,7 @@
           <w:rFonts w:ascii="Consolas" w:hAnsi="Consolas"/>
           <w:sz w:val="17"/>
         </w:rPr>
-        <w:t xml:space="preserve">    PARA CADA p EM promoções:</w:t>
+        <w:t xml:space="preserve">    total ← soma dos subtotais de todas as linhas</w:t>
       </w:r>
       <w:r>
         <w:br/>
@@ -3803,7 +4108,7 @@
           <w:rFonts w:ascii="Consolas" w:hAnsi="Consolas"/>
           <w:sz w:val="17"/>
         </w:rPr>
-        <w:t xml:space="preserve">        SE p.estaAtiva():</w:t>
+        <w:t xml:space="preserve">    promoAtiva ← 1.ª promoção ativa (aplica desconto ao total)</w:t>
       </w:r>
       <w:r>
         <w:br/>
@@ -3813,7 +4118,7 @@
           <w:rFonts w:ascii="Consolas" w:hAnsi="Consolas"/>
           <w:sz w:val="17"/>
         </w:rPr>
-        <w:t xml:space="preserve">            promoAtiva ← p</w:t>
+        <w:t xml:space="preserve">    PARA CADA produto: baixar stock; depois guardar(produtos)</w:t>
       </w:r>
       <w:r>
         <w:br/>
@@ -3823,7 +4128,7 @@
           <w:rFonts w:ascii="Consolas" w:hAnsi="Consolas"/>
           <w:sz w:val="17"/>
         </w:rPr>
-        <w:t xml:space="preserve">            precoFinal ← p.aplicarDesconto(precoFinal)</w:t>
+        <w:t xml:space="preserve">    venda ← nova Venda(empregado, itens, total, agora, promoAtiva, cliente)</w:t>
       </w:r>
       <w:r>
         <w:br/>
@@ -3833,7 +4138,7 @@
           <w:rFonts w:ascii="Consolas" w:hAnsi="Consolas"/>
           <w:sz w:val="17"/>
         </w:rPr>
-        <w:t xml:space="preserve">            PARAR                                            // 1.ª promoção ativa</w:t>
+        <w:t xml:space="preserve">    adicionar(venda)</w:t>
       </w:r>
       <w:r>
         <w:br/>
@@ -3843,7 +4148,7 @@
           <w:rFonts w:ascii="Consolas" w:hAnsi="Consolas"/>
           <w:sz w:val="17"/>
         </w:rPr>
-        <w:t xml:space="preserve">    produto.stock ← produto.stock − quantidade; guardar(produtos)</w:t>
+        <w:t xml:space="preserve">    SE cliente ≠ NULO: cliente.adicionarCompra(venda); guardar(clientes)</w:t>
       </w:r>
       <w:r>
         <w:br/>
@@ -3853,7 +4158,7 @@
           <w:rFonts w:ascii="Consolas" w:hAnsi="Consolas"/>
           <w:sz w:val="17"/>
         </w:rPr>
-        <w:t xml:space="preserve">    venda ← nova Venda(empregado, produto, quantidade, precoFinal, agora, promoAtiva, cliente)</w:t>
+        <w:t xml:space="preserve">    escreverLinha(vendas.txt, lista de todos os itens)</w:t>
       </w:r>
       <w:r>
         <w:br/>
@@ -3863,17 +4168,104 @@
           <w:rFonts w:ascii="Consolas" w:hAnsi="Consolas"/>
           <w:sz w:val="17"/>
         </w:rPr>
-        <w:t xml:space="preserve">    adicionar(venda)</w:t>
-      </w:r>
-      <w:r>
-        <w:br/>
-      </w:r>
+        <w:t xml:space="preserve">    RETORNAR verdadeiro</w:t>
+      </w:r>
+    </w:p>
+    <w:p>
+      <w:pPr>
+        <w:jc w:val="center"/>
+      </w:pPr>
+      <w:r>
+        <w:rPr>
+          <w:i/>
+        </w:rPr>
+        <w:t>[Figura 4 — Fluxograma do registo de venda]</w:t>
+      </w:r>
+    </w:p>
+    <w:p>
+      <w:pPr>
+        <w:jc w:val="center"/>
+        <w:rPr>
+          <w:i/>
+          <w:sz w:val="18"/>
+        </w:rPr>
+      </w:pPr>
+      <w:r>
+        <w:rPr>
+          <w:i/>
+          <w:sz w:val="18"/>
+        </w:rPr>
+        <w:t>(inserir aqui o diagrama)</w:t>
+      </w:r>
+    </w:p>
+    <w:p>
+      <w:pPr>
+        <w:jc w:val="center"/>
+        <w:rPr>
+          <w:i/>
+          <w:sz w:val="18"/>
+        </w:rPr>
+      </w:pPr>
+    </w:p>
+    <w:p>
+      <w:pPr>
+        <w:jc w:val="center"/>
+        <w:rPr>
+          <w:i/>
+          <w:sz w:val="18"/>
+        </w:rPr>
+      </w:pPr>
+    </w:p>
+    <w:p>
+      <w:pPr>
+        <w:jc w:val="center"/>
+        <w:rPr>
+          <w:i/>
+          <w:sz w:val="18"/>
+        </w:rPr>
+      </w:pPr>
+    </w:p>
+    <w:p/>
+    <w:p>
+      <w:pPr>
+        <w:pStyle w:val="Ttulo3"/>
+      </w:pPr>
+      <w:bookmarkStart w:id="10" w:name="_Toc232968254"/>
+      <w:r>
+        <w:t xml:space="preserve">Estatísticas </w:t>
+      </w:r>
+      <w:r>
+        <w:t>-</w:t>
+      </w:r>
+      <w:r>
+        <w:t xml:space="preserve"> jogos mais vendidos (R13)</w:t>
+      </w:r>
+      <w:bookmarkEnd w:id="10"/>
+    </w:p>
+    <w:p>
+      <w:r>
+        <w:lastRenderedPageBreak/>
+        <w:t>Percorre todas as vendas, conta as ocorrências de cada jogo e devolve a lista ordenada por contagem decrescente. O mesmo padrão serve as estatísticas por estilo, por diretor e por produtora, mudando apenas o critério de agrupamento.</w:t>
+      </w:r>
+    </w:p>
+    <w:p>
+      <w:r>
+        <w:rPr>
+          <w:b/>
+        </w:rPr>
+        <w:t>Pseudocódigo:</w:t>
+      </w:r>
+    </w:p>
+    <w:p>
+      <w:pPr>
+        <w:jc w:val="left"/>
+      </w:pPr>
       <w:r>
         <w:rPr>
           <w:rFonts w:ascii="Consolas" w:hAnsi="Consolas"/>
           <w:sz w:val="17"/>
         </w:rPr>
-        <w:t xml:space="preserve">    SE cliente ≠ NULO: cliente.adicionarCompra(venda); guardar(clientes)</w:t>
+        <w:t>FUNÇÃO jogosMaisVendidos():</w:t>
       </w:r>
       <w:r>
         <w:br/>
@@ -3883,7 +4275,7 @@
           <w:rFonts w:ascii="Consolas" w:hAnsi="Consolas"/>
           <w:sz w:val="17"/>
         </w:rPr>
-        <w:t xml:space="preserve">    escreverLinha(vendas.txt, formatar(venda))               // ficheiro de texto (R10)</w:t>
+        <w:t xml:space="preserve">    contador ← mapa vazio &lt;Jogo, inteiro&gt;</w:t>
       </w:r>
       <w:r>
         <w:br/>
@@ -3893,7 +4285,45 @@
           <w:rFonts w:ascii="Consolas" w:hAnsi="Consolas"/>
           <w:sz w:val="17"/>
         </w:rPr>
-        <w:t xml:space="preserve">    RETORNAR verdadeiro</w:t>
+        <w:t xml:space="preserve">    PARA CADA venda EM vendas:</w:t>
+      </w:r>
+      <w:r>
+        <w:br/>
+      </w:r>
+      <w:r>
+        <w:rPr>
+          <w:rFonts w:ascii="Consolas" w:hAnsi="Consolas"/>
+          <w:sz w:val="17"/>
+        </w:rPr>
+        <w:t xml:space="preserve">        PARA CADA jogo EM venda.produto.jogos:</w:t>
+      </w:r>
+      <w:r>
+        <w:br/>
+      </w:r>
+      <w:r>
+        <w:rPr>
+          <w:rFonts w:ascii="Consolas" w:hAnsi="Consolas"/>
+          <w:sz w:val="17"/>
+        </w:rPr>
+        <w:t xml:space="preserve">            contador[jogo] ← contador[jogo] + 1</w:t>
+      </w:r>
+      <w:r>
+        <w:br/>
+      </w:r>
+      <w:r>
+        <w:rPr>
+          <w:rFonts w:ascii="Consolas" w:hAnsi="Consolas"/>
+          <w:sz w:val="17"/>
+        </w:rPr>
+        <w:t xml:space="preserve">    RETORNAR contador ORDENADO POR valor DESCENDENTE</w:t>
+      </w:r>
+    </w:p>
+    <w:p>
+      <w:r>
+        <w:rPr>
+          <w:i/>
+        </w:rPr>
+        <w:t>Em Java usa-se a Stream API: flatMap para obter os jogos de cada venda e Collectors.groupingBy(jogo, counting()) para a contagem.</w:t>
       </w:r>
     </w:p>
     <w:p>
@@ -3902,10 +4332,9 @@
       </w:pPr>
       <w:r>
         <w:rPr>
-          <w:b w:val="0"/>
           <w:i/>
         </w:rPr>
-        <w:t>[Figura 4 — Fluxograma do registo de venda]</w:t>
+        <w:t>[Figura 5 — Fluxograma das estatísticas (jogos mais vendidos)]</w:t>
       </w:r>
     </w:p>
     <w:p>
@@ -3914,7 +4343,6 @@
       </w:pPr>
       <w:r>
         <w:rPr>
-          <w:b w:val="0"/>
           <w:i/>
           <w:sz w:val="18"/>
         </w:rPr>
@@ -3923,243 +4351,196 @@
     </w:p>
     <w:p>
       <w:pPr>
-        <w:pStyle w:val="Ttulo3"/>
-      </w:pPr>
-      <w:r>
-        <w:t>Estatísticas — jogos mais vendidos (R13)</w:t>
-      </w:r>
-    </w:p>
-    <w:p>
-      <w:r>
-        <w:rPr>
-          <w:b w:val="0"/>
-          <w:i w:val="0"/>
-        </w:rPr>
-        <w:t>Percorre todas as vendas, conta as ocorrências de cada jogo e devolve a lista ordenada por contagem decrescente. O mesmo padrão serve as estatísticas por estilo, por diretor e por produtora, mudando apenas o critério de agrupamento.</w:t>
-      </w:r>
-    </w:p>
-    <w:p>
-      <w:r>
-        <w:rPr>
-          <w:b/>
-          <w:i w:val="0"/>
-        </w:rPr>
-        <w:t>Pseudocódigo:</w:t>
-      </w:r>
-    </w:p>
-    <w:p>
-      <w:r>
-        <w:rPr>
-          <w:rFonts w:ascii="Consolas" w:hAnsi="Consolas"/>
-          <w:sz w:val="17"/>
-        </w:rPr>
-        <w:t>FUNÇÃO jogosMaisVendidos():</w:t>
-      </w:r>
-      <w:r>
-        <w:br/>
-      </w:r>
-      <w:r>
-        <w:rPr>
-          <w:rFonts w:ascii="Consolas" w:hAnsi="Consolas"/>
-          <w:sz w:val="17"/>
-        </w:rPr>
-        <w:t xml:space="preserve">    contador ← mapa vazio &lt;Jogo, inteiro&gt;</w:t>
-      </w:r>
-      <w:r>
-        <w:br/>
-      </w:r>
-      <w:r>
-        <w:rPr>
-          <w:rFonts w:ascii="Consolas" w:hAnsi="Consolas"/>
-          <w:sz w:val="17"/>
-        </w:rPr>
-        <w:t xml:space="preserve">    PARA CADA venda EM vendas:</w:t>
-      </w:r>
-      <w:r>
-        <w:br/>
-      </w:r>
-      <w:r>
-        <w:rPr>
-          <w:rFonts w:ascii="Consolas" w:hAnsi="Consolas"/>
-          <w:sz w:val="17"/>
-        </w:rPr>
-        <w:t xml:space="preserve">        PARA CADA jogo EM venda.produto.jogos:</w:t>
-      </w:r>
-      <w:r>
-        <w:br/>
-      </w:r>
-      <w:r>
-        <w:rPr>
-          <w:rFonts w:ascii="Consolas" w:hAnsi="Consolas"/>
-          <w:sz w:val="17"/>
-        </w:rPr>
-        <w:t xml:space="preserve">            contador[jogo] ← contador[jogo] + 1</w:t>
-      </w:r>
-      <w:r>
-        <w:br/>
-      </w:r>
-      <w:r>
-        <w:rPr>
-          <w:rFonts w:ascii="Consolas" w:hAnsi="Consolas"/>
-          <w:sz w:val="17"/>
-        </w:rPr>
-        <w:t xml:space="preserve">    RETORNAR contador ORDENADO POR valor DESCENDENTE</w:t>
-      </w:r>
-    </w:p>
-    <w:p>
-      <w:r>
-        <w:rPr>
-          <w:b w:val="0"/>
-          <w:i/>
-        </w:rPr>
-        <w:t>Em Java usa-se a Stream API: flatMap para obter os jogos de cada venda e Collectors.groupingBy(jogo, counting()) para a contagem.</w:t>
-      </w:r>
-    </w:p>
-    <w:p>
-      <w:pPr>
-        <w:jc w:val="center"/>
-      </w:pPr>
-      <w:r>
-        <w:rPr>
-          <w:b w:val="0"/>
-          <w:i/>
-        </w:rPr>
-        <w:t>[Figura 5 — Fluxograma das estatísticas (jogos mais vendidos)]</w:t>
-      </w:r>
-    </w:p>
-    <w:p>
-      <w:pPr>
-        <w:jc w:val="center"/>
-      </w:pPr>
-      <w:r>
-        <w:rPr>
-          <w:b w:val="0"/>
-          <w:i/>
-          <w:sz w:val="18"/>
-        </w:rPr>
-        <w:t>(inserir aqui o diagrama)</w:t>
-      </w:r>
-    </w:p>
-    <w:p>
-      <w:pPr>
         <w:pStyle w:val="Ttulo2"/>
       </w:pPr>
+      <w:bookmarkStart w:id="11" w:name="_Toc232968255"/>
       <w:r>
         <w:t>Ponto de vista do utilizador</w:t>
       </w:r>
-    </w:p>
-    <w:p>
-      <w:r>
-        <w:rPr>
-          <w:b w:val="0"/>
-          <w:i w:val="0"/>
-        </w:rPr>
+      <w:bookmarkEnd w:id="11"/>
+    </w:p>
+    <w:p>
+      <w:r>
         <w:t>A aplicação arranca no menu principal com três opções: Zona Administrador (pede password), Zona Cliente e Sair (que guarda os dados).</w:t>
       </w:r>
     </w:p>
     <w:p>
       <w:r>
-        <w:rPr>
-          <w:b w:val="0"/>
-          <w:i w:val="0"/>
-        </w:rPr>
-        <w:t>Zona de administrador — gere Diretores, Produtoras, Jogos, Produtos, Localizações, Clientes Especiais e Promoções (cada um com Listar / Adicionar / Editar / Remover), regista vendas, consulta estatísticas e altera a password.</w:t>
-      </w:r>
-    </w:p>
-    <w:p>
-      <w:r>
-        <w:rPr>
-          <w:b w:val="0"/>
-          <w:i w:val="0"/>
-        </w:rPr>
-        <w:t>Zona de cliente — oito pesquisas (jogo por nome, por diretor, por estilo; produtos que contêm um jogo; outros jogos do mesmo diretor/estilo; produtos comprados pelos mesmos clientes; diretores de uma produtora) e permite exportar os resultados para um ficheiro de texto. O detalhe de utilização consta do manual do utilizador, em anexo.</w:t>
+        <w:t xml:space="preserve">Zona de administrador </w:t>
+      </w:r>
+      <w:r>
+        <w:t>-</w:t>
+      </w:r>
+      <w:r>
+        <w:t xml:space="preserve"> gere Diretores, Produtoras, Jogos, Produtos, Localizações, Clientes Especiais e Promoções (cada um com Listar / Adicionar / Editar / Remover), regista vendas, consulta estatísticas e altera a password.</w:t>
+      </w:r>
+    </w:p>
+    <w:p>
+      <w:r>
+        <w:t xml:space="preserve">Zona de cliente </w:t>
+      </w:r>
+      <w:r>
+        <w:t>-</w:t>
+      </w:r>
+      <w:r>
+        <w:t xml:space="preserve"> oito pesquisas (jogo por nome, por diretor, por estilo; produtos que contêm um jogo</w:t>
+      </w:r>
+      <w:r>
+        <w:t>,</w:t>
+      </w:r>
+      <w:r>
+        <w:t xml:space="preserve"> outros jogos do mesmo diretor/</w:t>
+      </w:r>
+      <w:r>
+        <w:t>Estilo,</w:t>
+      </w:r>
+      <w:r>
+        <w:t xml:space="preserve"> produtos comprados pelos mesmos </w:t>
+      </w:r>
+      <w:r>
+        <w:t>clients,</w:t>
+      </w:r>
+      <w:r>
+        <w:t xml:space="preserve"> diretores de uma produtora) e permite exportar os resultados para um ficheiro de texto. O detalhe de utilização consta do manual do utilizador, em anexo.</w:t>
       </w:r>
     </w:p>
     <w:p>
       <w:pPr>
         <w:pStyle w:val="Ttulo2"/>
       </w:pPr>
+      <w:bookmarkStart w:id="12" w:name="_Toc232968256"/>
       <w:r>
         <w:t>Ponto de vista do programador</w:t>
       </w:r>
-    </w:p>
-    <w:p>
-      <w:r>
-        <w:rPr>
-          <w:b w:val="0"/>
-          <w:i w:val="0"/>
-        </w:rPr>
-        <w:t>Arquitetura em camadas: a ui desconhece a persistência; o LojaController é a fachada de negócio. Reutilização por genéricos: FileManager&lt;T&gt; serve qualquer entidade serializável e as classes Gere* partilham o mesmo padrão de CRUD. Validação centralizada em utils.Input (obrigatório/opcional, inteiros/decimais com intervalo, datas, sim/não), repetindo o pedido até a entrada ser válida. Identidade por chave de negócio: equals()/hashCode() em Produto (formato + plataforma + nomes dos jogos), ClienteEspecial (nome + email) e Localizacao (nome).</w:t>
-      </w:r>
-    </w:p>
+      <w:bookmarkEnd w:id="12"/>
+    </w:p>
+    <w:p>
+      <w:r>
+        <w:t>Arquitetura em camadas: a ui desconhece a persistência o LojaController é a fachada de negócio.</w:t>
+      </w:r>
+    </w:p>
+    <w:p>
+      <w:r>
+        <w:t xml:space="preserve">Reutilização por genéricos: </w:t>
+      </w:r>
+    </w:p>
+    <w:p>
+      <w:pPr>
+        <w:pStyle w:val="PargrafodaLista"/>
+        <w:numPr>
+          <w:ilvl w:val="0"/>
+          <w:numId w:val="35"/>
+        </w:numPr>
+      </w:pPr>
+      <w:r>
+        <w:t xml:space="preserve">FileManager&lt;T&gt; serve qualquer entidade serializável e as classes Gere* partilham o mesmo padrão de CRUD. </w:t>
+      </w:r>
+    </w:p>
+    <w:p>
+      <w:pPr>
+        <w:pStyle w:val="PargrafodaLista"/>
+        <w:numPr>
+          <w:ilvl w:val="0"/>
+          <w:numId w:val="35"/>
+        </w:numPr>
+      </w:pPr>
+      <w:r>
+        <w:t xml:space="preserve">Validação centralizada em utils.Input (obrigatório/opcional, inteiros/decimais com intervalo, datas, sim/não), repetindo o pedido até a entrada ser válida. </w:t>
+      </w:r>
+    </w:p>
+    <w:p>
+      <w:pPr>
+        <w:pStyle w:val="PargrafodaLista"/>
+        <w:numPr>
+          <w:ilvl w:val="0"/>
+          <w:numId w:val="35"/>
+        </w:numPr>
+      </w:pPr>
+      <w:r>
+        <w:t>Identidade por chave de negócio: equals()/hashCode() em Produto (formato + plataforma + nomes dos jogos), ClienteEspecial (nome + email), Localizacao (nome) e ainda Jogo, Diretor e Produtora (por nome).</w:t>
+      </w:r>
+    </w:p>
+    <w:p/>
+    <w:p/>
+    <w:p/>
     <w:p>
       <w:pPr>
         <w:pStyle w:val="Ttulo2"/>
       </w:pPr>
-      <w:r>
+      <w:bookmarkStart w:id="13" w:name="_Toc232968257"/>
+      <w:r>
+        <w:lastRenderedPageBreak/>
         <w:t>Decisões e pressupostos</w:t>
       </w:r>
-    </w:p>
-    <w:p>
-      <w:r>
-        <w:rPr>
-          <w:b w:val="0"/>
-          <w:i w:val="0"/>
-        </w:rPr>
-        <w:t>1. Identidade por chave de negócio. Como cada entidade é guardada no seu ficheiro, o 'mesmo' produto ou cliente surge como objetos diferentes após leitura. Sem equals()/hashCode() próprios, a pesquisa de R8 (produtos comprados pelos mesmos clientes) devolvia sempre vazio; definiu-se igualdade por chave de negócio.</w:t>
-      </w:r>
-    </w:p>
-    <w:p>
-      <w:r>
-        <w:rPr>
-          <w:b w:val="0"/>
-          <w:i w:val="0"/>
-        </w:rPr>
-        <w:t>2. Promoção 'uma de cada vez'. Aplica-se a primeira promoção ativa da lista a qualquer produto; as promoções não estão associadas a produtos específicos. Simplificação assumida.</w:t>
-      </w:r>
-    </w:p>
-    <w:p>
-      <w:r>
-        <w:rPr>
-          <w:b w:val="0"/>
-          <w:i w:val="0"/>
-        </w:rPr>
-        <w:t>3. Estatísticas por ocorrência. As contagens de mais vendidos contam uma ocorrência por venda, não ponderando a quantidade vendida (ver trabalho futuro).</w:t>
-      </w:r>
-    </w:p>
-    <w:p>
-      <w:r>
-        <w:rPr>
-          <w:b w:val="0"/>
-          <w:i w:val="0"/>
-        </w:rPr>
-        <w:t>4. Segurança da password. SHA-256 em Base64 sem salt; o estado 'texto simples' é detetado pelo comprimento (&lt; 44 caracteres). Adequado ao âmbito académico.</w:t>
-      </w:r>
-    </w:p>
-    <w:p>
-      <w:r>
-        <w:rPr>
-          <w:b w:val="0"/>
-          <w:i w:val="0"/>
-        </w:rPr>
-        <w:t>5. Produtos sem existência física. A lista de localizações de um produto pode ficar vazia (R5).</w:t>
-      </w:r>
-    </w:p>
-    <w:p>
-      <w:r>
-        <w:rPr>
-          <w:b w:val="0"/>
-          <w:i w:val="0"/>
-        </w:rPr>
+      <w:bookmarkEnd w:id="13"/>
+    </w:p>
+    <w:p>
+      <w:r>
+        <w:t>1. Identidade por chave de negócio. Como cada entidade é guardada no seu ficheiro, o 'mesmo' objeto (produto, cliente, jogo, diretor ou produtora) surge como instâncias diferentes após leitura. Sem equals()/hashCode() próprios, a pesquisa de R8 devolvia sempre vazio e as estatísticas contavam o mesmo elemento como entradas separadas</w:t>
+      </w:r>
+      <w:r>
+        <w:t xml:space="preserve">, </w:t>
+      </w:r>
+      <w:r>
+        <w:t>definiu-se igualdade por chave de negócio.</w:t>
+      </w:r>
+    </w:p>
+    <w:p>
+      <w:r>
+        <w:t>2. Promoção 'uma de cada vez'. Aplica-se a primeira promoção ativa da lista a qualquer produto</w:t>
+      </w:r>
+      <w:r>
+        <w:t>,</w:t>
+      </w:r>
+      <w:r>
+        <w:t xml:space="preserve"> as promoções não estão associadas a produtos específicos.</w:t>
+      </w:r>
+    </w:p>
+    <w:p>
+      <w:r>
+        <w:t>3. Estatísticas por ocorrência. As contagens de mais vendidos contam uma ocorrência por venda, não ponderando a quantidade vendida (</w:t>
+      </w:r>
+      <w:r>
+        <w:t>considerado</w:t>
+      </w:r>
+      <w:r>
+        <w:t xml:space="preserve"> trabalho futuro).</w:t>
+      </w:r>
+    </w:p>
+    <w:p>
+      <w:r>
+        <w:t>4. Segurança da password. SHA-256 em Base64 sem salt</w:t>
+      </w:r>
+      <w:r>
+        <w:t>,</w:t>
+      </w:r>
+      <w:r>
+        <w:t xml:space="preserve"> o estado 'texto simples' é detetado pelo comprimento (&lt; 44 caracteres). </w:t>
+      </w:r>
+    </w:p>
+    <w:p>
+      <w:r>
+        <w:t>5. Produtos sem existência física. A lista de localizações de um produto pode ficar vazia</w:t>
+      </w:r>
+      <w:r>
+        <w:t xml:space="preserve"> sendo referente a um stock digital</w:t>
+      </w:r>
+      <w:r>
+        <w:t xml:space="preserve"> (R5).</w:t>
+      </w:r>
+    </w:p>
+    <w:p>
+      <w:r>
+        <w:t>6. Venda com vários produtos. Uma venda é uma transação com uma ou mais linhas (ItemVenda), cada uma com produto e quantidade. A Venda tem leitura retrocompatível (readObject): vendas antigas de produto único são convertidas automaticamente numa venda de uma linha, sem perda de dados.</w:t>
+      </w:r>
+    </w:p>
+    <w:p>
+      <w:r>
         <w:t>6. Versões de um jogo. Versões diferentes do mesmo jogo são entidades Jogo distintas (R2).</w:t>
       </w:r>
     </w:p>
     <w:p>
       <w:r>
-        <w:rPr>
-          <w:b w:val="0"/>
-          <w:i w:val="0"/>
-        </w:rPr>
         <w:t>7. Autenticação. A classe Utilizador está prevista no modelo, mas a autenticação do administrador é feita via pass.txt/LoginManager.</w:t>
       </w:r>
     </w:p>
@@ -4170,190 +4551,125 @@
           <w:lang w:eastAsia="pt-PT"/>
         </w:rPr>
       </w:pPr>
-      <w:bookmarkStart w:id="5" w:name="_Toc67602371"/>
-      <w:proofErr w:type="spellStart"/>
+      <w:bookmarkStart w:id="14" w:name="_Toc232968258"/>
       <w:r>
         <w:rPr>
           <w:lang w:eastAsia="pt-PT"/>
         </w:rPr>
-        <w:t>Conclusões</w:t>
-      </w:r>
-      <w:proofErr w:type="spellEnd"/>
-      <w:r>
+        <w:t>Conclusões e trabalho futuro</w:t>
+      </w:r>
+      <w:bookmarkEnd w:id="14"/>
+    </w:p>
+    <w:p>
+      <w:r>
+        <w:t>O projeto cumpre os 13 requisitos do enunciado. Foi desenvolvida uma aplicação de consola em Java que permite gerir todo o catálogo da loja (jogos, diretores, produtoras, produtos, localizações, clientes especiais e promoções) com operações de listagem, inserção, edição e remoção</w:t>
+      </w:r>
+      <w:r>
+        <w:t>(CRUD)</w:t>
+      </w:r>
+      <w:r>
+        <w:t>,</w:t>
+      </w:r>
+      <w:r>
+        <w:t xml:space="preserve"> registar vendas com diminuição automática de stock e aplicação de promoções</w:t>
+      </w:r>
+      <w:r>
+        <w:t>,</w:t>
+      </w:r>
+      <w:r>
+        <w:t xml:space="preserve"> consultar estatísticas e disponibilizar ao cliente pesquisas com exportação para ficheiro de texto. O acesso de administrador é protegido por palavra-passe encriptada e os dados persistem entre sessões.</w:t>
+      </w:r>
+    </w:p>
+    <w:p>
+      <w:r>
+        <w:t>Quanto ao como, adotou-se uma arquitetura em camadas que separa apresentação, negócio, gestão das entidades e persistência, apoiada na serialização de objetos (.dat) e em ficheiros de texto (.txt). A reutilização foi conseguida com uma classe de persistência genérica (FileManager&lt;T&gt;) e com a centralização da validação em utils.Input.</w:t>
+      </w:r>
+    </w:p>
+    <w:p>
+      <w:r>
+        <w:t>As principais dificuldades foram a modelação das relações entre entidades e, sobretudo, a identidade dos objetos guardados em ficheiros distintos</w:t>
+      </w:r>
+      <w:r>
+        <w:t>. O</w:t>
+      </w:r>
+      <w:r>
+        <w:t xml:space="preserve"> mesmo produto ou cliente surge como objetos diferentes após leitura. Resolveu-se com equals()/hashCode() por chave de negócio, sem o qual a pesquisa de R8 não funcionava entre sessões.</w:t>
+      </w:r>
+    </w:p>
+    <w:p>
+      <w:r>
+        <w:t>Reconhecem-se limitações assumidas: a promoção é aplicada de forma global (a primeira ativa) e as estatísticas contam ocorrências por venda sem ponderar a quantidade.</w:t>
+      </w:r>
+    </w:p>
+    <w:p>
+      <w:r>
+        <w:lastRenderedPageBreak/>
+        <w:t>Como trabalho futuro: associar promoções a produtos ou categorias</w:t>
+      </w:r>
+      <w:r>
+        <w:t>,</w:t>
+      </w:r>
+      <w:r>
+        <w:t xml:space="preserve"> ponderar as estatísticas pela quantidade vendida</w:t>
+      </w:r>
+      <w:r>
+        <w:t xml:space="preserve">, </w:t>
+      </w:r>
+      <w:r>
+        <w:t xml:space="preserve"> permitir desabilitar produtos em vez de os remover</w:t>
+      </w:r>
+      <w:r>
+        <w:t xml:space="preserve"> e </w:t>
+      </w:r>
+      <w:r>
+        <w:t>evoluir para uma interface gráfica.</w:t>
+      </w:r>
+    </w:p>
+    <w:p>
+      <w:pPr>
+        <w:pStyle w:val="Ttulo1"/>
         <w:rPr>
           <w:lang w:eastAsia="pt-PT"/>
         </w:rPr>
-        <w:t xml:space="preserve"> e </w:t>
-      </w:r>
-      <w:proofErr w:type="spellStart"/>
+      </w:pPr>
+      <w:bookmarkStart w:id="15" w:name="_Toc232968259"/>
       <w:r>
         <w:rPr>
           <w:lang w:eastAsia="pt-PT"/>
         </w:rPr>
-        <w:t>trabalho</w:t>
-      </w:r>
-      <w:proofErr w:type="spellEnd"/>
+        <w:t>Refer</w:t>
+      </w:r>
       <w:r>
         <w:rPr>
           <w:lang w:eastAsia="pt-PT"/>
         </w:rPr>
-        <w:t xml:space="preserve"> </w:t>
-      </w:r>
-      <w:proofErr w:type="spellStart"/>
-      <w:r>
+        <w:t>ências</w:t>
+      </w:r>
+      <w:bookmarkEnd w:id="15"/>
+    </w:p>
+    <w:p>
+      <w:r>
+        <w:t>[1] Enunciado do Trabalho Prático — Programação Orientada a Objectos, CTeSP-TPSI, ESTG, 2025/26.</w:t>
+      </w:r>
+    </w:p>
+    <w:p>
+      <w:pPr>
+        <w:pStyle w:val="Ttulo1"/>
         <w:rPr>
           <w:lang w:eastAsia="pt-PT"/>
         </w:rPr>
-        <w:t>futuro</w:t>
-      </w:r>
-      <w:bookmarkEnd w:id="5"/>
-      <w:proofErr w:type="spellEnd"/>
-    </w:p>
-    <w:p>
-      <w:r>
-        <w:rPr>
-          <w:b w:val="0"/>
-          <w:i w:val="0"/>
-        </w:rPr>
-        <w:t>O projeto cumpre os 13 requisitos do enunciado. Foi desenvolvida uma aplicação de consola em Java que permite gerir todo o catálogo da loja (jogos, diretores, produtoras, produtos, localizações, clientes especiais e promoções) com operações de listagem, inserção, edição e remoção; registar vendas com diminuição automática de stock e aplicação de promoções; consultar estatísticas; e disponibilizar ao cliente pesquisas com exportação para ficheiro de texto. O acesso de administrador é protegido por palavra-passe encriptada e os dados persistem entre sessões.</w:t>
-      </w:r>
-    </w:p>
-    <w:p>
-      <w:r>
-        <w:rPr>
-          <w:b w:val="0"/>
-          <w:i w:val="0"/>
-        </w:rPr>
-        <w:t>Quanto ao como, adotou-se uma arquitetura em camadas que separa apresentação, negócio, gestão das entidades e persistência, apoiada na serialização de objetos (.dat) e em ficheiros de texto (.txt). A reutilização foi conseguida com uma classe de persistência genérica (FileManager&lt;T&gt;) e com a centralização da validação em utils.Input.</w:t>
-      </w:r>
-    </w:p>
-    <w:p>
-      <w:r>
-        <w:rPr>
-          <w:b w:val="0"/>
-          <w:i w:val="0"/>
-        </w:rPr>
-        <w:t>As principais dificuldades foram a modelação das relações entre entidades e, sobretudo, a identidade dos objetos guardados em ficheiros distintos: o mesmo produto ou cliente surge como objetos diferentes após leitura. Resolveu-se com equals()/hashCode() por chave de negócio, sem o qual a pesquisa de R8 não funcionava entre sessões.</w:t>
-      </w:r>
-    </w:p>
-    <w:p>
-      <w:r>
-        <w:rPr>
-          <w:b w:val="0"/>
-          <w:i w:val="0"/>
-        </w:rPr>
-        <w:t>Reconhecem-se limitações assumidas: a promoção é aplicada de forma global (a primeira ativa) e as estatísticas contam ocorrências por venda sem ponderar a quantidade.</w:t>
-      </w:r>
-    </w:p>
-    <w:p>
-      <w:r>
-        <w:rPr>
-          <w:b w:val="0"/>
-          <w:i w:val="0"/>
-        </w:rPr>
-        <w:t>Como trabalho futuro: (i) unificar as oito classes Gere* numa única classe genérica; (ii) associar promoções a produtos ou categorias; (iii) ponderar as estatísticas pela quantidade vendida; (iv) permitir desabilitar produtos em vez de os remover; e (v) evoluir para uma interface gráfica.</w:t>
-      </w:r>
-    </w:p>
-    <w:p>
-      <w:pPr>
-        <w:pStyle w:val="Ttulo1"/>
+      </w:pPr>
+      <w:bookmarkStart w:id="16" w:name="_Toc232968260"/>
+      <w:r>
         <w:rPr>
           <w:lang w:eastAsia="pt-PT"/>
         </w:rPr>
-      </w:pPr>
-      <w:bookmarkStart w:id="6" w:name="_Toc67602372"/>
-      <w:proofErr w:type="spellStart"/>
-      <w:r>
-        <w:rPr>
-          <w:lang w:eastAsia="pt-PT"/>
-        </w:rPr>
-        <w:t>Refer</w:t>
-      </w:r>
-      <w:r>
-        <w:rPr>
-          <w:lang w:eastAsia="pt-PT"/>
-        </w:rPr>
-        <w:t>ências</w:t>
-      </w:r>
-      <w:bookmarkEnd w:id="6"/>
-      <w:proofErr w:type="spellEnd"/>
-    </w:p>
-    <w:p>
-      <w:r>
-        <w:rPr>
-          <w:b w:val="0"/>
-          <w:i w:val="0"/>
-        </w:rPr>
-        <w:t>[1] Enunciado do Trabalho Prático — Programação Orientada a Objectos, CTeSP-TPSI, ESTG, 2025/26.</w:t>
-      </w:r>
-    </w:p>
-    <w:p>
-      <w:r>
-        <w:rPr>
-          <w:b w:val="0"/>
-          <w:i w:val="0"/>
-        </w:rPr>
-        <w:t>[2] Oracle, Java Platform SE — API Specification: java.io.Serializable, ObjectOutputStream/ObjectInputStream. https://docs.oracle.com/en/java/javase/</w:t>
-      </w:r>
-    </w:p>
-    <w:p>
-      <w:r>
-        <w:rPr>
-          <w:b w:val="0"/>
-          <w:i w:val="0"/>
-        </w:rPr>
-        <w:t>[3] Oracle, Java SE API: java.security.MessageDigest (SHA-256).</w:t>
-      </w:r>
-    </w:p>
-    <w:p>
-      <w:r>
-        <w:rPr>
-          <w:b w:val="0"/>
-          <w:i w:val="0"/>
-        </w:rPr>
-        <w:t>[4] Oracle, Java SE API: java.util.stream (Stream API) e java.util.stream.Collectors.</w:t>
-      </w:r>
-    </w:p>
-    <w:p>
-      <w:pPr>
-        <w:pStyle w:val="Ttulo1"/>
-        <w:rPr>
-          <w:lang w:eastAsia="pt-PT"/>
-        </w:rPr>
-      </w:pPr>
-      <w:bookmarkStart w:id="7" w:name="_Toc67602373"/>
-      <w:r>
-        <w:rPr>
-          <w:lang w:eastAsia="pt-PT"/>
-        </w:rPr>
         <w:t>Bibliografia</w:t>
       </w:r>
-      <w:bookmarkEnd w:id="7"/>
-    </w:p>
-    <w:p>
-      <w:r>
-        <w:rPr>
-          <w:b w:val="0"/>
-          <w:i w:val="0"/>
-        </w:rPr>
-        <w:t>BLOCH, Joshua. Effective Java, 3.ª ed. Addison-Wesley, 2018.</w:t>
-      </w:r>
-    </w:p>
-    <w:p>
-      <w:r>
-        <w:rPr>
-          <w:b w:val="0"/>
-          <w:i w:val="0"/>
-        </w:rPr>
-        <w:t>Oracle. The Java Tutorials. https://docs.oracle.com/javase/tutorial/</w:t>
-      </w:r>
-    </w:p>
-    <w:p>
-      <w:r>
-        <w:rPr>
-          <w:b w:val="0"/>
-          <w:i w:val="0"/>
-        </w:rPr>
+      <w:bookmarkEnd w:id="16"/>
+    </w:p>
+    <w:p>
+      <w:r>
         <w:t>Material de apoio das aulas de Programação Orientada a Objectos (2025/26).</w:t>
       </w:r>
     </w:p>
@@ -6034,6 +6350,118 @@
     </w:lvl>
   </w:abstractNum>
   <w:abstractNum w:abstractNumId="19" w15:restartNumberingAfterBreak="0">
+    <w:nsid w:val="32F34D5B"/>
+    <w:multiLevelType w:val="hybridMultilevel"/>
+    <w:tmpl w:val="ABC2B764"/>
+    <w:lvl w:ilvl="0" w:tplc="5EAC4878">
+      <w:numFmt w:val="bullet"/>
+      <w:lvlText w:val="-"/>
+      <w:lvlJc w:val="left"/>
+      <w:pPr>
+        <w:ind w:left="720" w:hanging="360"/>
+      </w:pPr>
+      <w:rPr>
+        <w:rFonts w:ascii="Calibri" w:eastAsia="Calibri" w:hAnsi="Calibri" w:cs="Calibri" w:hint="default"/>
+      </w:rPr>
+    </w:lvl>
+    <w:lvl w:ilvl="1" w:tplc="08160003" w:tentative="1">
+      <w:start w:val="1"/>
+      <w:numFmt w:val="bullet"/>
+      <w:lvlText w:val="o"/>
+      <w:lvlJc w:val="left"/>
+      <w:pPr>
+        <w:ind w:left="1440" w:hanging="360"/>
+      </w:pPr>
+      <w:rPr>
+        <w:rFonts w:ascii="Courier New" w:hAnsi="Courier New" w:cs="Courier New" w:hint="default"/>
+      </w:rPr>
+    </w:lvl>
+    <w:lvl w:ilvl="2" w:tplc="08160005" w:tentative="1">
+      <w:start w:val="1"/>
+      <w:numFmt w:val="bullet"/>
+      <w:lvlText w:val=""/>
+      <w:lvlJc w:val="left"/>
+      <w:pPr>
+        <w:ind w:left="2160" w:hanging="360"/>
+      </w:pPr>
+      <w:rPr>
+        <w:rFonts w:ascii="Wingdings" w:hAnsi="Wingdings" w:hint="default"/>
+      </w:rPr>
+    </w:lvl>
+    <w:lvl w:ilvl="3" w:tplc="08160001" w:tentative="1">
+      <w:start w:val="1"/>
+      <w:numFmt w:val="bullet"/>
+      <w:lvlText w:val=""/>
+      <w:lvlJc w:val="left"/>
+      <w:pPr>
+        <w:ind w:left="2880" w:hanging="360"/>
+      </w:pPr>
+      <w:rPr>
+        <w:rFonts w:ascii="Symbol" w:hAnsi="Symbol" w:hint="default"/>
+      </w:rPr>
+    </w:lvl>
+    <w:lvl w:ilvl="4" w:tplc="08160003" w:tentative="1">
+      <w:start w:val="1"/>
+      <w:numFmt w:val="bullet"/>
+      <w:lvlText w:val="o"/>
+      <w:lvlJc w:val="left"/>
+      <w:pPr>
+        <w:ind w:left="3600" w:hanging="360"/>
+      </w:pPr>
+      <w:rPr>
+        <w:rFonts w:ascii="Courier New" w:hAnsi="Courier New" w:cs="Courier New" w:hint="default"/>
+      </w:rPr>
+    </w:lvl>
+    <w:lvl w:ilvl="5" w:tplc="08160005" w:tentative="1">
+      <w:start w:val="1"/>
+      <w:numFmt w:val="bullet"/>
+      <w:lvlText w:val=""/>
+      <w:lvlJc w:val="left"/>
+      <w:pPr>
+        <w:ind w:left="4320" w:hanging="360"/>
+      </w:pPr>
+      <w:rPr>
+        <w:rFonts w:ascii="Wingdings" w:hAnsi="Wingdings" w:hint="default"/>
+      </w:rPr>
+    </w:lvl>
+    <w:lvl w:ilvl="6" w:tplc="08160001" w:tentative="1">
+      <w:start w:val="1"/>
+      <w:numFmt w:val="bullet"/>
+      <w:lvlText w:val=""/>
+      <w:lvlJc w:val="left"/>
+      <w:pPr>
+        <w:ind w:left="5040" w:hanging="360"/>
+      </w:pPr>
+      <w:rPr>
+        <w:rFonts w:ascii="Symbol" w:hAnsi="Symbol" w:hint="default"/>
+      </w:rPr>
+    </w:lvl>
+    <w:lvl w:ilvl="7" w:tplc="08160003" w:tentative="1">
+      <w:start w:val="1"/>
+      <w:numFmt w:val="bullet"/>
+      <w:lvlText w:val="o"/>
+      <w:lvlJc w:val="left"/>
+      <w:pPr>
+        <w:ind w:left="5760" w:hanging="360"/>
+      </w:pPr>
+      <w:rPr>
+        <w:rFonts w:ascii="Courier New" w:hAnsi="Courier New" w:cs="Courier New" w:hint="default"/>
+      </w:rPr>
+    </w:lvl>
+    <w:lvl w:ilvl="8" w:tplc="08160005" w:tentative="1">
+      <w:start w:val="1"/>
+      <w:numFmt w:val="bullet"/>
+      <w:lvlText w:val=""/>
+      <w:lvlJc w:val="left"/>
+      <w:pPr>
+        <w:ind w:left="6480" w:hanging="360"/>
+      </w:pPr>
+      <w:rPr>
+        <w:rFonts w:ascii="Wingdings" w:hAnsi="Wingdings" w:hint="default"/>
+      </w:rPr>
+    </w:lvl>
+  </w:abstractNum>
+  <w:abstractNum w:abstractNumId="20" w15:restartNumberingAfterBreak="0">
     <w:nsid w:val="376A0A56"/>
     <w:multiLevelType w:val="multilevel"/>
     <w:tmpl w:val="0816001F"/>
@@ -6119,7 +6547,7 @@
       </w:pPr>
     </w:lvl>
   </w:abstractNum>
-  <w:abstractNum w:abstractNumId="20" w15:restartNumberingAfterBreak="0">
+  <w:abstractNum w:abstractNumId="21" w15:restartNumberingAfterBreak="0">
     <w:nsid w:val="3AFB61F9"/>
     <w:multiLevelType w:val="hybridMultilevel"/>
     <w:tmpl w:val="B4523104"/>
@@ -6232,7 +6660,7 @@
       </w:rPr>
     </w:lvl>
   </w:abstractNum>
-  <w:abstractNum w:abstractNumId="21" w15:restartNumberingAfterBreak="0">
+  <w:abstractNum w:abstractNumId="22" w15:restartNumberingAfterBreak="0">
     <w:nsid w:val="44B521DE"/>
     <w:multiLevelType w:val="multilevel"/>
     <w:tmpl w:val="0816001F"/>
@@ -6318,7 +6746,7 @@
       </w:pPr>
     </w:lvl>
   </w:abstractNum>
-  <w:abstractNum w:abstractNumId="22" w15:restartNumberingAfterBreak="0">
+  <w:abstractNum w:abstractNumId="23" w15:restartNumberingAfterBreak="0">
     <w:nsid w:val="47AF5894"/>
     <w:multiLevelType w:val="multilevel"/>
     <w:tmpl w:val="0816001F"/>
@@ -6404,7 +6832,7 @@
       </w:pPr>
     </w:lvl>
   </w:abstractNum>
-  <w:abstractNum w:abstractNumId="23" w15:restartNumberingAfterBreak="0">
+  <w:abstractNum w:abstractNumId="24" w15:restartNumberingAfterBreak="0">
     <w:nsid w:val="48897A09"/>
     <w:multiLevelType w:val="hybridMultilevel"/>
     <w:tmpl w:val="49F23F06"/>
@@ -6517,7 +6945,7 @@
       </w:rPr>
     </w:lvl>
   </w:abstractNum>
-  <w:abstractNum w:abstractNumId="24" w15:restartNumberingAfterBreak="0">
+  <w:abstractNum w:abstractNumId="25" w15:restartNumberingAfterBreak="0">
     <w:nsid w:val="4AC81B85"/>
     <w:multiLevelType w:val="hybridMultilevel"/>
     <w:tmpl w:val="07F6BC74"/>
@@ -6630,7 +7058,7 @@
       </w:rPr>
     </w:lvl>
   </w:abstractNum>
-  <w:abstractNum w:abstractNumId="25" w15:restartNumberingAfterBreak="0">
+  <w:abstractNum w:abstractNumId="26" w15:restartNumberingAfterBreak="0">
     <w:nsid w:val="4BB1072C"/>
     <w:multiLevelType w:val="multilevel"/>
     <w:tmpl w:val="0816001F"/>
@@ -6716,7 +7144,7 @@
       </w:pPr>
     </w:lvl>
   </w:abstractNum>
-  <w:abstractNum w:abstractNumId="26" w15:restartNumberingAfterBreak="0">
+  <w:abstractNum w:abstractNumId="27" w15:restartNumberingAfterBreak="0">
     <w:nsid w:val="4D4215EB"/>
     <w:multiLevelType w:val="hybridMultilevel"/>
     <w:tmpl w:val="EEA263B8"/>
@@ -6805,7 +7233,119 @@
       </w:pPr>
     </w:lvl>
   </w:abstractNum>
-  <w:abstractNum w:abstractNumId="27" w15:restartNumberingAfterBreak="0">
+  <w:abstractNum w:abstractNumId="28" w15:restartNumberingAfterBreak="0">
+    <w:nsid w:val="5D775985"/>
+    <w:multiLevelType w:val="hybridMultilevel"/>
+    <w:tmpl w:val="ACDE481E"/>
+    <w:lvl w:ilvl="0" w:tplc="56D23EEE">
+      <w:numFmt w:val="bullet"/>
+      <w:lvlText w:val="-"/>
+      <w:lvlJc w:val="left"/>
+      <w:pPr>
+        <w:ind w:left="720" w:hanging="360"/>
+      </w:pPr>
+      <w:rPr>
+        <w:rFonts w:ascii="Calibri" w:eastAsia="Calibri" w:hAnsi="Calibri" w:cs="Calibri" w:hint="default"/>
+      </w:rPr>
+    </w:lvl>
+    <w:lvl w:ilvl="1" w:tplc="08160003" w:tentative="1">
+      <w:start w:val="1"/>
+      <w:numFmt w:val="bullet"/>
+      <w:lvlText w:val="o"/>
+      <w:lvlJc w:val="left"/>
+      <w:pPr>
+        <w:ind w:left="1440" w:hanging="360"/>
+      </w:pPr>
+      <w:rPr>
+        <w:rFonts w:ascii="Courier New" w:hAnsi="Courier New" w:cs="Courier New" w:hint="default"/>
+      </w:rPr>
+    </w:lvl>
+    <w:lvl w:ilvl="2" w:tplc="08160005" w:tentative="1">
+      <w:start w:val="1"/>
+      <w:numFmt w:val="bullet"/>
+      <w:lvlText w:val=""/>
+      <w:lvlJc w:val="left"/>
+      <w:pPr>
+        <w:ind w:left="2160" w:hanging="360"/>
+      </w:pPr>
+      <w:rPr>
+        <w:rFonts w:ascii="Wingdings" w:hAnsi="Wingdings" w:hint="default"/>
+      </w:rPr>
+    </w:lvl>
+    <w:lvl w:ilvl="3" w:tplc="08160001" w:tentative="1">
+      <w:start w:val="1"/>
+      <w:numFmt w:val="bullet"/>
+      <w:lvlText w:val=""/>
+      <w:lvlJc w:val="left"/>
+      <w:pPr>
+        <w:ind w:left="2880" w:hanging="360"/>
+      </w:pPr>
+      <w:rPr>
+        <w:rFonts w:ascii="Symbol" w:hAnsi="Symbol" w:hint="default"/>
+      </w:rPr>
+    </w:lvl>
+    <w:lvl w:ilvl="4" w:tplc="08160003" w:tentative="1">
+      <w:start w:val="1"/>
+      <w:numFmt w:val="bullet"/>
+      <w:lvlText w:val="o"/>
+      <w:lvlJc w:val="left"/>
+      <w:pPr>
+        <w:ind w:left="3600" w:hanging="360"/>
+      </w:pPr>
+      <w:rPr>
+        <w:rFonts w:ascii="Courier New" w:hAnsi="Courier New" w:cs="Courier New" w:hint="default"/>
+      </w:rPr>
+    </w:lvl>
+    <w:lvl w:ilvl="5" w:tplc="08160005" w:tentative="1">
+      <w:start w:val="1"/>
+      <w:numFmt w:val="bullet"/>
+      <w:lvlText w:val=""/>
+      <w:lvlJc w:val="left"/>
+      <w:pPr>
+        <w:ind w:left="4320" w:hanging="360"/>
+      </w:pPr>
+      <w:rPr>
+        <w:rFonts w:ascii="Wingdings" w:hAnsi="Wingdings" w:hint="default"/>
+      </w:rPr>
+    </w:lvl>
+    <w:lvl w:ilvl="6" w:tplc="08160001" w:tentative="1">
+      <w:start w:val="1"/>
+      <w:numFmt w:val="bullet"/>
+      <w:lvlText w:val=""/>
+      <w:lvlJc w:val="left"/>
+      <w:pPr>
+        <w:ind w:left="5040" w:hanging="360"/>
+      </w:pPr>
+      <w:rPr>
+        <w:rFonts w:ascii="Symbol" w:hAnsi="Symbol" w:hint="default"/>
+      </w:rPr>
+    </w:lvl>
+    <w:lvl w:ilvl="7" w:tplc="08160003" w:tentative="1">
+      <w:start w:val="1"/>
+      <w:numFmt w:val="bullet"/>
+      <w:lvlText w:val="o"/>
+      <w:lvlJc w:val="left"/>
+      <w:pPr>
+        <w:ind w:left="5760" w:hanging="360"/>
+      </w:pPr>
+      <w:rPr>
+        <w:rFonts w:ascii="Courier New" w:hAnsi="Courier New" w:cs="Courier New" w:hint="default"/>
+      </w:rPr>
+    </w:lvl>
+    <w:lvl w:ilvl="8" w:tplc="08160005" w:tentative="1">
+      <w:start w:val="1"/>
+      <w:numFmt w:val="bullet"/>
+      <w:lvlText w:val=""/>
+      <w:lvlJc w:val="left"/>
+      <w:pPr>
+        <w:ind w:left="6480" w:hanging="360"/>
+      </w:pPr>
+      <w:rPr>
+        <w:rFonts w:ascii="Wingdings" w:hAnsi="Wingdings" w:hint="default"/>
+      </w:rPr>
+    </w:lvl>
+  </w:abstractNum>
+  <w:abstractNum w:abstractNumId="29" w15:restartNumberingAfterBreak="0">
     <w:nsid w:val="65E42D21"/>
     <w:multiLevelType w:val="hybridMultilevel"/>
     <w:tmpl w:val="22F6968A"/>
@@ -6918,7 +7458,7 @@
       </w:rPr>
     </w:lvl>
   </w:abstractNum>
-  <w:abstractNum w:abstractNumId="28" w15:restartNumberingAfterBreak="0">
+  <w:abstractNum w:abstractNumId="30" w15:restartNumberingAfterBreak="0">
     <w:nsid w:val="66273148"/>
     <w:multiLevelType w:val="multilevel"/>
     <w:tmpl w:val="0816001F"/>
@@ -7004,7 +7544,7 @@
       </w:pPr>
     </w:lvl>
   </w:abstractNum>
-  <w:abstractNum w:abstractNumId="29" w15:restartNumberingAfterBreak="0">
+  <w:abstractNum w:abstractNumId="31" w15:restartNumberingAfterBreak="0">
     <w:nsid w:val="6CDB62EE"/>
     <w:multiLevelType w:val="multilevel"/>
     <w:tmpl w:val="0816001F"/>
@@ -7090,7 +7630,7 @@
       </w:pPr>
     </w:lvl>
   </w:abstractNum>
-  <w:abstractNum w:abstractNumId="30" w15:restartNumberingAfterBreak="0">
+  <w:abstractNum w:abstractNumId="32" w15:restartNumberingAfterBreak="0">
     <w:nsid w:val="769054C8"/>
     <w:multiLevelType w:val="multilevel"/>
     <w:tmpl w:val="0816001F"/>
@@ -7176,7 +7716,7 @@
       </w:pPr>
     </w:lvl>
   </w:abstractNum>
-  <w:abstractNum w:abstractNumId="31" w15:restartNumberingAfterBreak="0">
+  <w:abstractNum w:abstractNumId="33" w15:restartNumberingAfterBreak="0">
     <w:nsid w:val="77891EB3"/>
     <w:multiLevelType w:val="hybridMultilevel"/>
     <w:tmpl w:val="E6D0514C"/>
@@ -7289,7 +7829,7 @@
       </w:rPr>
     </w:lvl>
   </w:abstractNum>
-  <w:abstractNum w:abstractNumId="32" w15:restartNumberingAfterBreak="0">
+  <w:abstractNum w:abstractNumId="34" w15:restartNumberingAfterBreak="0">
     <w:nsid w:val="77AE0FF0"/>
     <w:multiLevelType w:val="hybridMultilevel"/>
     <w:tmpl w:val="275E94AC"/>
@@ -7402,7 +7942,7 @@
       </w:rPr>
     </w:lvl>
   </w:abstractNum>
-  <w:abstractNum w:abstractNumId="33" w15:restartNumberingAfterBreak="0">
+  <w:abstractNum w:abstractNumId="35" w15:restartNumberingAfterBreak="0">
     <w:nsid w:val="79643C34"/>
     <w:multiLevelType w:val="hybridMultilevel"/>
     <w:tmpl w:val="8DF433F8"/>
@@ -7515,7 +8055,7 @@
       </w:rPr>
     </w:lvl>
   </w:abstractNum>
-  <w:abstractNum w:abstractNumId="34" w15:restartNumberingAfterBreak="0">
+  <w:abstractNum w:abstractNumId="36" w15:restartNumberingAfterBreak="0">
     <w:nsid w:val="7C581512"/>
     <w:multiLevelType w:val="multilevel"/>
     <w:tmpl w:val="0816001F"/>
@@ -7605,25 +8145,25 @@
     <w:abstractNumId w:val="14"/>
   </w:num>
   <w:num w:numId="2" w16cid:durableId="1316296186">
-    <w:abstractNumId w:val="23"/>
+    <w:abstractNumId w:val="24"/>
   </w:num>
   <w:num w:numId="3" w16cid:durableId="224418742">
-    <w:abstractNumId w:val="34"/>
+    <w:abstractNumId w:val="36"/>
   </w:num>
   <w:num w:numId="4" w16cid:durableId="1583686474">
     <w:abstractNumId w:val="11"/>
   </w:num>
   <w:num w:numId="5" w16cid:durableId="655497842">
-    <w:abstractNumId w:val="21"/>
+    <w:abstractNumId w:val="22"/>
   </w:num>
   <w:num w:numId="6" w16cid:durableId="688070496">
-    <w:abstractNumId w:val="22"/>
+    <w:abstractNumId w:val="23"/>
   </w:num>
   <w:num w:numId="7" w16cid:durableId="51203065">
-    <w:abstractNumId w:val="24"/>
+    <w:abstractNumId w:val="25"/>
   </w:num>
   <w:num w:numId="8" w16cid:durableId="1252155519">
-    <w:abstractNumId w:val="28"/>
+    <w:abstractNumId w:val="30"/>
   </w:num>
   <w:num w:numId="9" w16cid:durableId="1898348496">
     <w:abstractNumId w:val="15"/>
@@ -7662,46 +8202,52 @@
     <w:abstractNumId w:val="12"/>
   </w:num>
   <w:num w:numId="21" w16cid:durableId="117183058">
-    <w:abstractNumId w:val="29"/>
+    <w:abstractNumId w:val="31"/>
   </w:num>
   <w:num w:numId="22" w16cid:durableId="1865747059">
-    <w:abstractNumId w:val="19"/>
+    <w:abstractNumId w:val="20"/>
   </w:num>
   <w:num w:numId="23" w16cid:durableId="1319337165">
-    <w:abstractNumId w:val="30"/>
+    <w:abstractNumId w:val="32"/>
   </w:num>
   <w:num w:numId="24" w16cid:durableId="531304506">
     <w:abstractNumId w:val="18"/>
   </w:num>
   <w:num w:numId="25" w16cid:durableId="981038909">
-    <w:abstractNumId w:val="20"/>
+    <w:abstractNumId w:val="21"/>
   </w:num>
   <w:num w:numId="26" w16cid:durableId="1963806075">
-    <w:abstractNumId w:val="25"/>
+    <w:abstractNumId w:val="26"/>
   </w:num>
   <w:num w:numId="27" w16cid:durableId="415440859">
-    <w:abstractNumId w:val="32"/>
+    <w:abstractNumId w:val="34"/>
   </w:num>
   <w:num w:numId="28" w16cid:durableId="1842238895">
     <w:abstractNumId w:val="13"/>
   </w:num>
   <w:num w:numId="29" w16cid:durableId="1800955542">
-    <w:abstractNumId w:val="27"/>
+    <w:abstractNumId w:val="29"/>
   </w:num>
   <w:num w:numId="30" w16cid:durableId="1678575536">
     <w:abstractNumId w:val="16"/>
   </w:num>
   <w:num w:numId="31" w16cid:durableId="324672171">
-    <w:abstractNumId w:val="31"/>
+    <w:abstractNumId w:val="33"/>
   </w:num>
   <w:num w:numId="32" w16cid:durableId="282536594">
-    <w:abstractNumId w:val="33"/>
+    <w:abstractNumId w:val="35"/>
   </w:num>
   <w:num w:numId="33" w16cid:durableId="1416560842">
-    <w:abstractNumId w:val="26"/>
+    <w:abstractNumId w:val="27"/>
   </w:num>
   <w:num w:numId="34" w16cid:durableId="1542324804">
     <w:abstractNumId w:val="17"/>
+  </w:num>
+  <w:num w:numId="35" w16cid:durableId="1990590664">
+    <w:abstractNumId w:val="28"/>
+  </w:num>
+  <w:num w:numId="36" w16cid:durableId="2028556120">
+    <w:abstractNumId w:val="19"/>
   </w:num>
   <w:numIdMacAtCleanup w:val="7"/>
 </w:numbering>
